--- a/SystemVerilog_32-bit_CPU_RISC-V_Modernization.docx
+++ b/SystemVerilog_32-bit_CPU_RISC-V_Modernization.docx
@@ -1098,23 +1098,7 @@
           <w:szCs w:val="28"/>
           <w:lang w:val="en-US"/>
         </w:rPr>
-        <w:t xml:space="preserve">it also </w:t>
-      </w:r>
-      <w:r>
-        <w:rPr>
-          <w:sz w:val="28"/>
-          <w:szCs w:val="28"/>
-          <w:lang w:val="en-US"/>
-        </w:rPr>
-        <w:t xml:space="preserve">takes </w:t>
-      </w:r>
-      <w:r>
-        <w:rPr>
-          <w:sz w:val="28"/>
-          <w:szCs w:val="28"/>
-          <w:lang w:val="en-US"/>
-        </w:rPr>
-        <w:t>significant part in the other operations types (address, etc.) The main core idea and combinational logic has remained unchangeable, although commands codes, data types and their quantity w</w:t>
+        <w:t>it also takes significant part in the other operations types (address, etc.) The main core idea and combinational logic has remained unchangeable, although commands codes, data types and their quantity w</w:t>
       </w:r>
       <w:r>
         <w:rPr>
@@ -1402,6 +1386,79 @@
         </w:rPr>
         <w:t xml:space="preserve"> using operators above (full information can be found in “RISC-V Green Card”).</w:t>
       </w:r>
+      <w:r>
+        <w:rPr>
+          <w:sz w:val="28"/>
+          <w:szCs w:val="28"/>
+          <w:lang w:val="en-US"/>
+        </w:rPr>
+        <w:t xml:space="preserve"> </w:t>
+      </w:r>
+      <w:r>
+        <w:rPr>
+          <w:sz w:val="28"/>
+          <w:szCs w:val="28"/>
+          <w:lang w:val="en-US"/>
+        </w:rPr>
+        <w:t xml:space="preserve">All </w:t>
+      </w:r>
+      <w:r>
+        <w:rPr>
+          <w:sz w:val="28"/>
+          <w:szCs w:val="28"/>
+          <w:lang w:val="en-US"/>
+        </w:rPr>
+        <w:t xml:space="preserve">commands </w:t>
+      </w:r>
+      <w:r>
+        <w:rPr>
+          <w:sz w:val="28"/>
+          <w:szCs w:val="28"/>
+          <w:lang w:val="en-US"/>
+        </w:rPr>
+        <w:t>implementation</w:t>
+      </w:r>
+      <w:r>
+        <w:rPr>
+          <w:sz w:val="28"/>
+          <w:szCs w:val="28"/>
+          <w:lang w:val="en-US"/>
+        </w:rPr>
+        <w:t>s</w:t>
+      </w:r>
+      <w:r>
+        <w:rPr>
+          <w:sz w:val="28"/>
+          <w:szCs w:val="28"/>
+          <w:lang w:val="en-US"/>
+        </w:rPr>
+        <w:t xml:space="preserve"> and simulation verification results can be seen in </w:t>
+      </w:r>
+      <w:r>
+        <w:rPr>
+          <w:sz w:val="28"/>
+          <w:szCs w:val="28"/>
+          <w:lang w:val="en-US"/>
+        </w:rPr>
+        <w:t>ALU_tb</w:t>
+      </w:r>
+      <w:r>
+        <w:rPr>
+          <w:sz w:val="28"/>
+          <w:szCs w:val="28"/>
+          <w:lang w:val="en-US"/>
+        </w:rPr>
+        <w:t>.sv and in the simulation graph (Appendices).</w:t>
+      </w:r>
+    </w:p>
+    <w:p>
+      <w:pPr>
+        <w:rPr>
+          <w:sz w:val="28"/>
+          <w:szCs w:val="28"/>
+          <w:lang w:val="en-US"/>
+        </w:rPr>
+      </w:pPr>
     </w:p>
     <w:p>
       <w:pPr>
@@ -1505,7 +1562,16 @@
           <w:szCs w:val="28"/>
           <w:lang w:val="en-US"/>
         </w:rPr>
-        <w:t>In compliance with the RV32I RISC-V base integer specification, the Register File consists of 32 general-purpose registers (designated as x0 through x31), where each register is 32 bits wide.</w:t>
+        <w:t xml:space="preserve">In compliance with the RV32I RISC-V base integer specification, the Register File consists of 32 general-purpose registers (designated as x0 through x31), </w:t>
+      </w:r>
+      <w:r>
+        <w:rPr>
+          <w:sz w:val="28"/>
+          <w:szCs w:val="28"/>
+          <w:lang w:val="en-US"/>
+        </w:rPr>
+        <w:lastRenderedPageBreak/>
+        <w:t>where each register is 32 bits wide.</w:t>
       </w:r>
       <w:r>
         <w:rPr>
@@ -1528,29 +1594,357 @@
     <w:p>
       <w:pPr>
         <w:rPr>
-          <w:sz w:val="28"/>
-          <w:szCs w:val="28"/>
-          <w:lang w:val="en-US"/>
-        </w:rPr>
-      </w:pPr>
-    </w:p>
-    <w:p>
-      <w:pPr>
-        <w:rPr>
-          <w:sz w:val="28"/>
-          <w:szCs w:val="28"/>
-          <w:lang w:val="en-US"/>
-        </w:rPr>
-      </w:pPr>
-    </w:p>
-    <w:p>
-      <w:pPr>
-        <w:rPr>
-          <w:sz w:val="28"/>
-          <w:szCs w:val="28"/>
-          <w:lang w:val="en-US"/>
-        </w:rPr>
-      </w:pPr>
+          <w:b/>
+          <w:bCs/>
+          <w:sz w:val="28"/>
+          <w:szCs w:val="28"/>
+          <w:lang w:val="en-US"/>
+        </w:rPr>
+      </w:pPr>
+      <w:r>
+        <w:rPr>
+          <w:b/>
+          <w:bCs/>
+          <w:sz w:val="28"/>
+          <w:szCs w:val="28"/>
+          <w:lang w:val="en-US"/>
+        </w:rPr>
+        <w:t xml:space="preserve">3.3 </w:t>
+      </w:r>
+      <w:r>
+        <w:rPr>
+          <w:b/>
+          <w:bCs/>
+          <w:sz w:val="28"/>
+          <w:szCs w:val="28"/>
+          <w:lang w:val="en-US"/>
+        </w:rPr>
+        <w:t>Data Memory</w:t>
+      </w:r>
+    </w:p>
+    <w:p>
+      <w:pPr>
+        <w:rPr>
+          <w:sz w:val="28"/>
+          <w:szCs w:val="28"/>
+          <w:lang w:val="en-US"/>
+        </w:rPr>
+      </w:pPr>
+      <w:r>
+        <w:rPr>
+          <w:sz w:val="28"/>
+          <w:szCs w:val="28"/>
+          <w:lang w:val="en-US"/>
+        </w:rPr>
+        <w:t xml:space="preserve">The Data Memory is a critical component of the RV32I processor core, responsible for handling persistent data storage and load/store operations during program execution. Acting as the primary interface between the processor </w:t>
+      </w:r>
+      <w:proofErr w:type="spellStart"/>
+      <w:r>
+        <w:rPr>
+          <w:sz w:val="28"/>
+          <w:szCs w:val="28"/>
+          <w:lang w:val="en-US"/>
+        </w:rPr>
+        <w:t>datapath</w:t>
+      </w:r>
+      <w:proofErr w:type="spellEnd"/>
+      <w:r>
+        <w:rPr>
+          <w:sz w:val="28"/>
+          <w:szCs w:val="28"/>
+          <w:lang w:val="en-US"/>
+        </w:rPr>
+        <w:t xml:space="preserve"> and the memory subsystem, it supports flexible word and sub-word data manipulation required for executing complex software instructions </w:t>
+      </w:r>
+      <w:r>
+        <w:rPr>
+          <w:sz w:val="28"/>
+          <w:szCs w:val="28"/>
+          <w:lang w:val="en-US"/>
+        </w:rPr>
+        <w:t>and bytes operations</w:t>
+      </w:r>
+      <w:r>
+        <w:rPr>
+          <w:sz w:val="28"/>
+          <w:szCs w:val="28"/>
+          <w:lang w:val="en-US"/>
+        </w:rPr>
+        <w:t>.</w:t>
+      </w:r>
+    </w:p>
+    <w:p>
+      <w:pPr>
+        <w:rPr>
+          <w:b/>
+          <w:bCs/>
+          <w:sz w:val="28"/>
+          <w:szCs w:val="28"/>
+          <w:lang w:val="en-US"/>
+        </w:rPr>
+      </w:pPr>
+      <w:r>
+        <w:rPr>
+          <w:sz w:val="28"/>
+          <w:szCs w:val="28"/>
+          <w:lang w:val="en-US"/>
+        </w:rPr>
+        <w:t>In compliance with the RV32I RISC-V base architecture, the memory is structured as a word-addressable array of 32-bit words, where the upper address bits define the row index and the lower bits ([1:0]) represent the byte offset. To support fine-grained memory access, a dedicated 4-bit write-enable mask enables selective byte and half-word updates, ensuring the integrity of surrounding data within the same word. All implementation details and simulation verification results can be seen in Data_Memory.sv and in the simulation graph (Appendices).</w:t>
+      </w:r>
+      <w:r>
+        <w:rPr>
+          <w:sz w:val="28"/>
+          <w:szCs w:val="28"/>
+          <w:lang w:val="en-US"/>
+        </w:rPr>
+        <w:t xml:space="preserve"> </w:t>
+      </w:r>
+      <w:r>
+        <w:rPr>
+          <w:b/>
+          <w:bCs/>
+          <w:sz w:val="28"/>
+          <w:szCs w:val="28"/>
+          <w:lang w:val="en-US"/>
+        </w:rPr>
+        <w:t>! Read and write data values can be different in some parts due to implementation, namely, read operation gives full 32-bit value, while write data can</w:t>
+      </w:r>
+      <w:r>
+        <w:rPr>
+          <w:b/>
+          <w:bCs/>
+          <w:sz w:val="28"/>
+          <w:szCs w:val="28"/>
+          <w:lang w:val="en-US"/>
+        </w:rPr>
+        <w:t xml:space="preserve"> be written and checked only in some part of the full line</w:t>
+      </w:r>
+      <w:r>
+        <w:rPr>
+          <w:b/>
+          <w:bCs/>
+          <w:sz w:val="28"/>
+          <w:szCs w:val="28"/>
+          <w:lang w:val="en-US"/>
+        </w:rPr>
+        <w:t>!</w:t>
+      </w:r>
+    </w:p>
+    <w:p>
+      <w:pPr>
+        <w:rPr>
+          <w:sz w:val="28"/>
+          <w:szCs w:val="28"/>
+          <w:lang w:val="en-US"/>
+        </w:rPr>
+      </w:pPr>
+    </w:p>
+    <w:p>
+      <w:pPr>
+        <w:rPr>
+          <w:b/>
+          <w:bCs/>
+          <w:sz w:val="28"/>
+          <w:szCs w:val="28"/>
+          <w:lang w:val="en-US"/>
+        </w:rPr>
+      </w:pPr>
+      <w:r>
+        <w:rPr>
+          <w:b/>
+          <w:bCs/>
+          <w:sz w:val="28"/>
+          <w:szCs w:val="28"/>
+          <w:lang w:val="en-US"/>
+        </w:rPr>
+        <w:t>3.</w:t>
+      </w:r>
+      <w:r>
+        <w:rPr>
+          <w:b/>
+          <w:bCs/>
+          <w:sz w:val="28"/>
+          <w:szCs w:val="28"/>
+          <w:lang w:val="en-US"/>
+        </w:rPr>
+        <w:t>4</w:t>
+      </w:r>
+      <w:r>
+        <w:rPr>
+          <w:b/>
+          <w:bCs/>
+          <w:sz w:val="28"/>
+          <w:szCs w:val="28"/>
+          <w:lang w:val="en-US"/>
+        </w:rPr>
+        <w:t xml:space="preserve"> </w:t>
+      </w:r>
+      <w:r>
+        <w:rPr>
+          <w:b/>
+          <w:bCs/>
+          <w:sz w:val="28"/>
+          <w:szCs w:val="28"/>
+          <w:lang w:val="en-US"/>
+        </w:rPr>
+        <w:t>Instruction Memory</w:t>
+      </w:r>
+    </w:p>
+    <w:p>
+      <w:pPr>
+        <w:rPr>
+          <w:sz w:val="28"/>
+          <w:szCs w:val="28"/>
+          <w:lang w:val="en-US"/>
+        </w:rPr>
+      </w:pPr>
+      <w:r>
+        <w:rPr>
+          <w:sz w:val="28"/>
+          <w:szCs w:val="28"/>
+          <w:lang w:val="en-US"/>
+        </w:rPr>
+        <w:t xml:space="preserve">The </w:t>
+      </w:r>
+      <w:r>
+        <w:rPr>
+          <w:sz w:val="28"/>
+          <w:szCs w:val="28"/>
+          <w:lang w:val="en-US"/>
+        </w:rPr>
+        <w:t>Instruction</w:t>
+      </w:r>
+      <w:r>
+        <w:rPr>
+          <w:sz w:val="28"/>
+          <w:szCs w:val="28"/>
+          <w:lang w:val="en-US"/>
+        </w:rPr>
+        <w:t xml:space="preserve"> Memory is a critical component of the RV32I processor core, responsible for handling </w:t>
+      </w:r>
+      <w:r>
+        <w:rPr>
+          <w:sz w:val="28"/>
+          <w:szCs w:val="28"/>
+          <w:lang w:val="en-US"/>
+        </w:rPr>
+        <w:t>CPU instructions</w:t>
+      </w:r>
+      <w:r>
+        <w:rPr>
+          <w:sz w:val="28"/>
+          <w:szCs w:val="28"/>
+          <w:lang w:val="en-US"/>
+        </w:rPr>
+        <w:t xml:space="preserve">. Acting as </w:t>
+      </w:r>
+      <w:r>
+        <w:rPr>
+          <w:sz w:val="28"/>
+          <w:szCs w:val="28"/>
+          <w:lang w:val="en-US"/>
+        </w:rPr>
+        <w:t>instructions source for the processor</w:t>
+      </w:r>
+      <w:r>
+        <w:rPr>
+          <w:sz w:val="28"/>
+          <w:szCs w:val="28"/>
+          <w:lang w:val="en-US"/>
+        </w:rPr>
+        <w:t xml:space="preserve">, it supports </w:t>
+      </w:r>
+      <w:r>
+        <w:rPr>
+          <w:sz w:val="28"/>
+          <w:szCs w:val="28"/>
+          <w:lang w:val="en-US"/>
+        </w:rPr>
+        <w:t>only reading operation</w:t>
+      </w:r>
+      <w:r>
+        <w:rPr>
+          <w:sz w:val="28"/>
+          <w:szCs w:val="28"/>
+          <w:lang w:val="en-US"/>
+        </w:rPr>
+        <w:t xml:space="preserve"> and</w:t>
+      </w:r>
+      <w:r>
+        <w:rPr>
+          <w:sz w:val="28"/>
+          <w:szCs w:val="28"/>
+          <w:lang w:val="en-US"/>
+        </w:rPr>
+        <w:t xml:space="preserve"> data manipulation </w:t>
+      </w:r>
+      <w:r>
+        <w:rPr>
+          <w:sz w:val="28"/>
+          <w:szCs w:val="28"/>
+          <w:lang w:val="en-US"/>
+        </w:rPr>
+        <w:t>with the whole 32-bit words</w:t>
+      </w:r>
+      <w:r>
+        <w:rPr>
+          <w:sz w:val="28"/>
+          <w:szCs w:val="28"/>
+          <w:lang w:val="en-US"/>
+        </w:rPr>
+        <w:t>.</w:t>
+      </w:r>
+      <w:r>
+        <w:rPr>
+          <w:sz w:val="28"/>
+          <w:szCs w:val="28"/>
+          <w:lang w:val="en-US"/>
+        </w:rPr>
+        <w:t xml:space="preserve"> The memory is also separated by bytes according to RISC-V standard, which initially was based on von-Neumann architecture, but in this project the Harvard architecture is used.</w:t>
+      </w:r>
+    </w:p>
+    <w:p>
+      <w:pPr>
+        <w:rPr>
+          <w:b/>
+          <w:bCs/>
+          <w:sz w:val="28"/>
+          <w:szCs w:val="28"/>
+          <w:lang w:val="en-US"/>
+        </w:rPr>
+      </w:pPr>
+      <w:r>
+        <w:rPr>
+          <w:sz w:val="28"/>
+          <w:szCs w:val="28"/>
+          <w:lang w:val="en-US"/>
+        </w:rPr>
+        <w:t xml:space="preserve">All implementation details and simulation verification results can be seen in </w:t>
+      </w:r>
+      <w:r>
+        <w:rPr>
+          <w:sz w:val="28"/>
+          <w:szCs w:val="28"/>
+          <w:lang w:val="en-US"/>
+        </w:rPr>
+        <w:t>Instruction</w:t>
+      </w:r>
+      <w:r>
+        <w:rPr>
+          <w:sz w:val="28"/>
+          <w:szCs w:val="28"/>
+          <w:lang w:val="en-US"/>
+        </w:rPr>
+        <w:t>_Memory.sv and in the simulation graph (Appendices).</w:t>
+      </w:r>
+      <w:r>
+        <w:rPr>
+          <w:sz w:val="28"/>
+          <w:szCs w:val="28"/>
+          <w:lang w:val="en-US"/>
+        </w:rPr>
+        <w:t xml:space="preserve"> </w:t>
+      </w:r>
     </w:p>
     <w:p>
       <w:pPr>
@@ -1718,6 +2112,7 @@
         <w:rPr>
           <w:b/>
           <w:bCs/>
+          <w:noProof/>
           <w:sz w:val="40"/>
           <w:szCs w:val="40"/>
           <w:lang w:val="en-US"/>
@@ -1837,103 +2232,103 @@
           <w:szCs w:val="28"/>
           <w:lang w:val="en-US"/>
         </w:rPr>
+        <w:t>SUCCESS SLL: Expected result (  11628800) was received correctly</w:t>
+      </w:r>
+      <w:r>
+        <w:rPr>
+          <w:sz w:val="28"/>
+          <w:szCs w:val="28"/>
+          <w:lang w:val="en-US"/>
+        </w:rPr>
+        <w:br/>
+      </w:r>
+      <w:r>
+        <w:rPr>
+          <w:sz w:val="28"/>
+          <w:szCs w:val="28"/>
+          <w:lang w:val="en-US"/>
+        </w:rPr>
+        <w:t>SUCCESS STL: Expected result (         1) was received correctly</w:t>
+      </w:r>
+      <w:r>
+        <w:rPr>
+          <w:sz w:val="28"/>
+          <w:szCs w:val="28"/>
+          <w:lang w:val="en-US"/>
+        </w:rPr>
+        <w:br/>
+      </w:r>
+      <w:r>
+        <w:rPr>
+          <w:sz w:val="28"/>
+          <w:szCs w:val="28"/>
+          <w:lang w:val="en-US"/>
+        </w:rPr>
+        <w:t>SUCCESS STL: Expected result (         0) was received correctly</w:t>
+      </w:r>
+      <w:r>
+        <w:rPr>
+          <w:sz w:val="28"/>
+          <w:szCs w:val="28"/>
+          <w:lang w:val="en-US"/>
+        </w:rPr>
+        <w:br/>
+      </w:r>
+      <w:r>
+        <w:rPr>
+          <w:sz w:val="28"/>
+          <w:szCs w:val="28"/>
+          <w:lang w:val="en-US"/>
+        </w:rPr>
+        <w:t>SUCCESS STLU: Expected result (         1) was received correctly</w:t>
+      </w:r>
+      <w:r>
+        <w:rPr>
+          <w:sz w:val="28"/>
+          <w:szCs w:val="28"/>
+          <w:lang w:val="en-US"/>
+        </w:rPr>
+        <w:br/>
+      </w:r>
+      <w:r>
+        <w:rPr>
+          <w:sz w:val="28"/>
+          <w:szCs w:val="28"/>
+          <w:lang w:val="en-US"/>
+        </w:rPr>
+        <w:t>SUCCESS STLU: Expected result (         0) was received correctly</w:t>
+      </w:r>
+      <w:r>
+        <w:rPr>
+          <w:sz w:val="28"/>
+          <w:szCs w:val="28"/>
+          <w:lang w:val="en-US"/>
+        </w:rPr>
+        <w:br/>
+      </w:r>
+      <w:r>
+        <w:rPr>
+          <w:sz w:val="28"/>
+          <w:szCs w:val="28"/>
+          <w:lang w:val="en-US"/>
+        </w:rPr>
+        <w:t>SUCCESS XOR: Expected result (    438779) was received correctly</w:t>
+      </w:r>
+      <w:r>
+        <w:rPr>
+          <w:sz w:val="28"/>
+          <w:szCs w:val="28"/>
+          <w:lang w:val="en-US"/>
+        </w:rPr>
+        <w:br/>
+      </w:r>
+      <w:r>
+        <w:rPr>
+          <w:sz w:val="28"/>
+          <w:szCs w:val="28"/>
+          <w:lang w:val="en-US"/>
+        </w:rPr>
         <w:lastRenderedPageBreak/>
-        <w:t>SUCCESS SLL: Expected result (  11628800) was received correctly</w:t>
-      </w:r>
-      <w:r>
-        <w:rPr>
-          <w:sz w:val="28"/>
-          <w:szCs w:val="28"/>
-          <w:lang w:val="en-US"/>
-        </w:rPr>
-        <w:br/>
-      </w:r>
-      <w:r>
-        <w:rPr>
-          <w:sz w:val="28"/>
-          <w:szCs w:val="28"/>
-          <w:lang w:val="en-US"/>
-        </w:rPr>
-        <w:t>SUCCESS STL: Expected result (         1) was received correctly</w:t>
-      </w:r>
-      <w:r>
-        <w:rPr>
-          <w:sz w:val="28"/>
-          <w:szCs w:val="28"/>
-          <w:lang w:val="en-US"/>
-        </w:rPr>
-        <w:br/>
-      </w:r>
-      <w:r>
-        <w:rPr>
-          <w:sz w:val="28"/>
-          <w:szCs w:val="28"/>
-          <w:lang w:val="en-US"/>
-        </w:rPr>
-        <w:t>SUCCESS STL: Expected result (         0) was received correctly</w:t>
-      </w:r>
-      <w:r>
-        <w:rPr>
-          <w:sz w:val="28"/>
-          <w:szCs w:val="28"/>
-          <w:lang w:val="en-US"/>
-        </w:rPr>
-        <w:br/>
-      </w:r>
-      <w:r>
-        <w:rPr>
-          <w:sz w:val="28"/>
-          <w:szCs w:val="28"/>
-          <w:lang w:val="en-US"/>
-        </w:rPr>
-        <w:t>SUCCESS STLU: Expected result (         1) was received correctly</w:t>
-      </w:r>
-      <w:r>
-        <w:rPr>
-          <w:sz w:val="28"/>
-          <w:szCs w:val="28"/>
-          <w:lang w:val="en-US"/>
-        </w:rPr>
-        <w:br/>
-      </w:r>
-      <w:r>
-        <w:rPr>
-          <w:sz w:val="28"/>
-          <w:szCs w:val="28"/>
-          <w:lang w:val="en-US"/>
-        </w:rPr>
-        <w:t>SUCCESS STLU: Expected result (         0) was received correctly</w:t>
-      </w:r>
-      <w:r>
-        <w:rPr>
-          <w:sz w:val="28"/>
-          <w:szCs w:val="28"/>
-          <w:lang w:val="en-US"/>
-        </w:rPr>
-        <w:br/>
-      </w:r>
-      <w:r>
-        <w:rPr>
-          <w:sz w:val="28"/>
-          <w:szCs w:val="28"/>
-          <w:lang w:val="en-US"/>
-        </w:rPr>
-        <w:t>SUCCESS XOR: Expected result (    438779) was received correctly</w:t>
-      </w:r>
-      <w:r>
-        <w:rPr>
-          <w:sz w:val="28"/>
-          <w:szCs w:val="28"/>
-          <w:lang w:val="en-US"/>
-        </w:rPr>
-        <w:br/>
-      </w:r>
-      <w:r>
-        <w:rPr>
-          <w:sz w:val="28"/>
-          <w:szCs w:val="28"/>
-          <w:lang w:val="en-US"/>
-        </w:rPr>
         <w:t>SUCCESS XOR: Expected result (         0) was received correctly</w:t>
       </w:r>
       <w:r>
@@ -2274,6 +2669,292 @@
           <w:lang w:val="en-US"/>
         </w:rPr>
         <w:t xml:space="preserve"> unchanged</w:t>
+      </w:r>
+    </w:p>
+    <w:p>
+      <w:pPr>
+        <w:rPr>
+          <w:sz w:val="28"/>
+          <w:szCs w:val="28"/>
+          <w:lang w:val="en-US"/>
+        </w:rPr>
+      </w:pPr>
+    </w:p>
+    <w:p>
+      <w:pPr>
+        <w:rPr>
+          <w:b/>
+          <w:bCs/>
+          <w:sz w:val="28"/>
+          <w:szCs w:val="28"/>
+          <w:lang w:val="en-US"/>
+        </w:rPr>
+      </w:pPr>
+      <w:r>
+        <w:rPr>
+          <w:b/>
+          <w:bCs/>
+          <w:sz w:val="28"/>
+          <w:szCs w:val="28"/>
+          <w:lang w:val="en-US"/>
+        </w:rPr>
+        <w:t>Data Memory:</w:t>
+      </w:r>
+    </w:p>
+    <w:p>
+      <w:pPr>
+        <w:rPr>
+          <w:b/>
+          <w:bCs/>
+          <w:sz w:val="28"/>
+          <w:szCs w:val="28"/>
+          <w:lang w:val="en-US"/>
+        </w:rPr>
+      </w:pPr>
+      <w:r>
+        <w:rPr>
+          <w:b/>
+          <w:bCs/>
+          <w:noProof/>
+          <w:sz w:val="28"/>
+          <w:szCs w:val="28"/>
+          <w:lang w:val="en-US"/>
+        </w:rPr>
+        <w:drawing>
+          <wp:inline distT="0" distB="0" distL="0" distR="0" wp14:anchorId="6F2AAF37" wp14:editId="3B3B54A0">
+            <wp:extent cx="5940425" cy="1466850"/>
+            <wp:effectExtent l="0" t="0" r="3175" b="0"/>
+            <wp:docPr id="3" name="Picture 3"/>
+            <wp:cNvGraphicFramePr>
+              <a:graphicFrameLocks xmlns:a="http://schemas.openxmlformats.org/drawingml/2006/main" noChangeAspect="1"/>
+            </wp:cNvGraphicFramePr>
+            <a:graphic xmlns:a="http://schemas.openxmlformats.org/drawingml/2006/main">
+              <a:graphicData uri="http://schemas.openxmlformats.org/drawingml/2006/picture">
+                <pic:pic xmlns:pic="http://schemas.openxmlformats.org/drawingml/2006/picture">
+                  <pic:nvPicPr>
+                    <pic:cNvPr id="1" name=""/>
+                    <pic:cNvPicPr/>
+                  </pic:nvPicPr>
+                  <pic:blipFill>
+                    <a:blip r:embed="rId8"/>
+                    <a:stretch>
+                      <a:fillRect/>
+                    </a:stretch>
+                  </pic:blipFill>
+                  <pic:spPr>
+                    <a:xfrm>
+                      <a:off x="0" y="0"/>
+                      <a:ext cx="5940425" cy="1466850"/>
+                    </a:xfrm>
+                    <a:prstGeom prst="rect">
+                      <a:avLst/>
+                    </a:prstGeom>
+                  </pic:spPr>
+                </pic:pic>
+              </a:graphicData>
+            </a:graphic>
+          </wp:inline>
+        </w:drawing>
+      </w:r>
+    </w:p>
+    <w:p>
+      <w:pPr>
+        <w:rPr>
+          <w:sz w:val="28"/>
+          <w:szCs w:val="28"/>
+          <w:lang w:val="en-US"/>
+        </w:rPr>
+      </w:pPr>
+      <w:r>
+        <w:rPr>
+          <w:sz w:val="28"/>
+          <w:szCs w:val="28"/>
+          <w:lang w:val="en-US"/>
+        </w:rPr>
+        <w:t>SUCCESS: Expected data (        346) was written to the address word cell         1</w:t>
+      </w:r>
+      <w:r>
+        <w:rPr>
+          <w:sz w:val="28"/>
+          <w:szCs w:val="28"/>
+          <w:lang w:val="en-US"/>
+        </w:rPr>
+        <w:br/>
+      </w:r>
+      <w:r>
+        <w:rPr>
+          <w:sz w:val="28"/>
+          <w:szCs w:val="28"/>
+          <w:lang w:val="en-US"/>
+        </w:rPr>
+        <w:t>SUCCESS: Expected data (205) was written to the address byte cell 3</w:t>
+      </w:r>
+      <w:r>
+        <w:rPr>
+          <w:sz w:val="28"/>
+          <w:szCs w:val="28"/>
+          <w:lang w:val="en-US"/>
+        </w:rPr>
+        <w:br/>
+      </w:r>
+      <w:r>
+        <w:rPr>
+          <w:sz w:val="28"/>
+          <w:szCs w:val="28"/>
+          <w:lang w:val="en-US"/>
+        </w:rPr>
+        <w:t>SUCCESS: Expected data (59189) was written to the address byte cell 2 and 1</w:t>
+      </w:r>
+      <w:r>
+        <w:rPr>
+          <w:sz w:val="28"/>
+          <w:szCs w:val="28"/>
+          <w:lang w:val="en-US"/>
+        </w:rPr>
+        <w:br/>
+      </w:r>
+      <w:r>
+        <w:rPr>
+          <w:sz w:val="28"/>
+          <w:szCs w:val="28"/>
+          <w:lang w:val="en-US"/>
+        </w:rPr>
+        <w:t>SUCCESS: Expected data (59166) was written to the address byte cell 2 and 0</w:t>
+      </w:r>
+    </w:p>
+    <w:p>
+      <w:pPr>
+        <w:rPr>
+          <w:b/>
+          <w:bCs/>
+          <w:sz w:val="28"/>
+          <w:szCs w:val="28"/>
+          <w:lang w:val="en-US"/>
+        </w:rPr>
+      </w:pPr>
+      <w:r>
+        <w:rPr>
+          <w:b/>
+          <w:bCs/>
+          <w:sz w:val="28"/>
+          <w:szCs w:val="28"/>
+          <w:lang w:val="en-US"/>
+        </w:rPr>
+        <w:lastRenderedPageBreak/>
+        <w:t>Instruction Memory</w:t>
+      </w:r>
+      <w:r>
+        <w:rPr>
+          <w:b/>
+          <w:bCs/>
+          <w:sz w:val="28"/>
+          <w:szCs w:val="28"/>
+          <w:lang w:val="en-US"/>
+        </w:rPr>
+        <w:t>:</w:t>
+      </w:r>
+    </w:p>
+    <w:p>
+      <w:pPr>
+        <w:rPr>
+          <w:sz w:val="28"/>
+          <w:szCs w:val="28"/>
+          <w:lang w:val="en-US"/>
+        </w:rPr>
+      </w:pPr>
+      <w:r>
+        <w:rPr>
+          <w:b/>
+          <w:bCs/>
+          <w:sz w:val="28"/>
+          <w:szCs w:val="28"/>
+          <w:lang w:val="en-US"/>
+        </w:rPr>
+        <w:drawing>
+          <wp:inline distT="0" distB="0" distL="0" distR="0" wp14:anchorId="70D572FF" wp14:editId="53E6A89C">
+            <wp:extent cx="5940425" cy="1465580"/>
+            <wp:effectExtent l="0" t="0" r="3175" b="1270"/>
+            <wp:docPr id="4" name="Picture 4"/>
+            <wp:cNvGraphicFramePr>
+              <a:graphicFrameLocks xmlns:a="http://schemas.openxmlformats.org/drawingml/2006/main" noChangeAspect="1"/>
+            </wp:cNvGraphicFramePr>
+            <a:graphic xmlns:a="http://schemas.openxmlformats.org/drawingml/2006/main">
+              <a:graphicData uri="http://schemas.openxmlformats.org/drawingml/2006/picture">
+                <pic:pic xmlns:pic="http://schemas.openxmlformats.org/drawingml/2006/picture">
+                  <pic:nvPicPr>
+                    <pic:cNvPr id="1" name=""/>
+                    <pic:cNvPicPr/>
+                  </pic:nvPicPr>
+                  <pic:blipFill>
+                    <a:blip r:embed="rId9"/>
+                    <a:stretch>
+                      <a:fillRect/>
+                    </a:stretch>
+                  </pic:blipFill>
+                  <pic:spPr>
+                    <a:xfrm>
+                      <a:off x="0" y="0"/>
+                      <a:ext cx="5940425" cy="1465580"/>
+                    </a:xfrm>
+                    <a:prstGeom prst="rect">
+                      <a:avLst/>
+                    </a:prstGeom>
+                  </pic:spPr>
+                </pic:pic>
+              </a:graphicData>
+            </a:graphic>
+          </wp:inline>
+        </w:drawing>
+      </w:r>
+      <w:r>
+        <w:rPr>
+          <w:b/>
+          <w:bCs/>
+          <w:sz w:val="28"/>
+          <w:szCs w:val="28"/>
+          <w:lang w:val="en-US"/>
+        </w:rPr>
+        <w:br/>
+      </w:r>
+      <w:r>
+        <w:rPr>
+          <w:sz w:val="28"/>
+          <w:szCs w:val="28"/>
+          <w:lang w:val="en-US"/>
+        </w:rPr>
+        <w:t>SUCCESS: Expected data (     74668) is located in the address cell          0</w:t>
+      </w:r>
+      <w:r>
+        <w:rPr>
+          <w:sz w:val="28"/>
+          <w:szCs w:val="28"/>
+          <w:lang w:val="en-US"/>
+        </w:rPr>
+        <w:br/>
+      </w:r>
+      <w:r>
+        <w:rPr>
+          <w:sz w:val="28"/>
+          <w:szCs w:val="28"/>
+          <w:lang w:val="en-US"/>
+        </w:rPr>
+        <w:t>SUCCESS: Expected data (  11412247) is located in the address cell          4</w:t>
+      </w:r>
+      <w:r>
+        <w:rPr>
+          <w:sz w:val="28"/>
+          <w:szCs w:val="28"/>
+          <w:lang w:val="en-US"/>
+        </w:rPr>
+        <w:br/>
+      </w:r>
+      <w:r>
+        <w:rPr>
+          <w:sz w:val="28"/>
+          <w:szCs w:val="28"/>
+          <w:lang w:val="en-US"/>
+        </w:rPr>
+        <w:t>SUCCESS: Expected data (1193071392) is located in the address cell          8</w:t>
       </w:r>
     </w:p>
     <w:sectPr>

--- a/SystemVerilog_32-bit_CPU_RISC-V_Modernization.docx
+++ b/SystemVerilog_32-bit_CPU_RISC-V_Modernization.docx
@@ -1572,6 +1572,48 @@
         </w:rPr>
         <w:lastRenderedPageBreak/>
         <w:t>where each register is 32 bits wide.</w:t>
+      </w:r>
+      <w:r>
+        <w:rPr>
+          <w:sz w:val="28"/>
+          <w:szCs w:val="28"/>
+          <w:lang w:val="en-US"/>
+        </w:rPr>
+        <w:t xml:space="preserve"> </w:t>
+      </w:r>
+      <w:r>
+        <w:rPr>
+          <w:sz w:val="28"/>
+          <w:szCs w:val="28"/>
+          <w:lang w:val="en-US"/>
+        </w:rPr>
+        <w:t>Register read operation became synchronous and also is execute for 2</w:t>
+      </w:r>
+      <w:r>
+        <w:rPr>
+          <w:sz w:val="28"/>
+          <w:szCs w:val="28"/>
+          <w:lang w:val="en-US"/>
+        </w:rPr>
+        <w:t xml:space="preserve"> </w:t>
+      </w:r>
+      <w:proofErr w:type="spellStart"/>
+      <w:r>
+        <w:rPr>
+          <w:sz w:val="28"/>
+          <w:szCs w:val="28"/>
+          <w:lang w:val="en-US"/>
+        </w:rPr>
+        <w:t>clk</w:t>
+      </w:r>
+      <w:proofErr w:type="spellEnd"/>
+      <w:r>
+        <w:rPr>
+          <w:sz w:val="28"/>
+          <w:szCs w:val="28"/>
+          <w:lang w:val="en-US"/>
+        </w:rPr>
+        <w:t xml:space="preserve"> signals.</w:t>
       </w:r>
       <w:r>
         <w:rPr>
@@ -2513,15 +2555,14 @@
       </w:r>
       <w:r>
         <w:rPr>
-          <w:noProof/>
           <w:sz w:val="28"/>
           <w:szCs w:val="28"/>
           <w:lang w:val="en-US"/>
         </w:rPr>
         <w:drawing>
-          <wp:inline distT="0" distB="0" distL="0" distR="0" wp14:anchorId="49854EA3" wp14:editId="410706A0">
-            <wp:extent cx="5940425" cy="1710055"/>
-            <wp:effectExtent l="0" t="0" r="3175" b="4445"/>
+          <wp:inline distT="0" distB="0" distL="0" distR="0" wp14:anchorId="2CB405D1" wp14:editId="3D1EC4E7">
+            <wp:extent cx="5940425" cy="1898650"/>
+            <wp:effectExtent l="0" t="0" r="3175" b="6350"/>
             <wp:docPr id="1" name="Picture 1"/>
             <wp:cNvGraphicFramePr>
               <a:graphicFrameLocks xmlns:a="http://schemas.openxmlformats.org/drawingml/2006/main" noChangeAspect="1"/>
@@ -2542,7 +2583,7 @@
                   <pic:spPr>
                     <a:xfrm>
                       <a:off x="0" y="0"/>
-                      <a:ext cx="5940425" cy="1710055"/>
+                      <a:ext cx="5940425" cy="1898650"/>
                     </a:xfrm>
                     <a:prstGeom prst="rect">
                       <a:avLst/>
@@ -2577,23 +2618,7 @@
           <w:szCs w:val="28"/>
           <w:lang w:val="en-US"/>
         </w:rPr>
-        <w:t>k</w:t>
-      </w:r>
-      <w:r>
-        <w:rPr>
-          <w:sz w:val="28"/>
-          <w:szCs w:val="28"/>
-          <w:lang w:val="en-US"/>
-        </w:rPr>
-        <w:t>e</w:t>
-      </w:r>
-      <w:r>
-        <w:rPr>
-          <w:sz w:val="28"/>
-          <w:szCs w:val="28"/>
-          <w:lang w:val="en-US"/>
-        </w:rPr>
-        <w:t>eped</w:t>
+        <w:t>keeped</w:t>
       </w:r>
       <w:proofErr w:type="spellEnd"/>
       <w:r>
@@ -2643,23 +2668,7 @@
           <w:szCs w:val="28"/>
           <w:lang w:val="en-US"/>
         </w:rPr>
-        <w:t>k</w:t>
-      </w:r>
-      <w:r>
-        <w:rPr>
-          <w:sz w:val="28"/>
-          <w:szCs w:val="28"/>
-          <w:lang w:val="en-US"/>
-        </w:rPr>
-        <w:t>e</w:t>
-      </w:r>
-      <w:r>
-        <w:rPr>
-          <w:sz w:val="28"/>
-          <w:szCs w:val="28"/>
-          <w:lang w:val="en-US"/>
-        </w:rPr>
-        <w:t>eped</w:t>
+        <w:t>keeped</w:t>
       </w:r>
       <w:proofErr w:type="spellEnd"/>
       <w:r>
@@ -2669,6 +2678,58 @@
           <w:lang w:val="en-US"/>
         </w:rPr>
         <w:t xml:space="preserve"> unchanged</w:t>
+      </w:r>
+      <w:r>
+        <w:rPr>
+          <w:sz w:val="28"/>
+          <w:szCs w:val="28"/>
+          <w:lang w:val="en-US"/>
+        </w:rPr>
+        <w:br/>
+      </w:r>
+      <w:r>
+        <w:rPr>
+          <w:sz w:val="28"/>
+          <w:szCs w:val="28"/>
+          <w:lang w:val="en-US"/>
+        </w:rPr>
+        <w:t xml:space="preserve">SUCCESS: Both </w:t>
+      </w:r>
+      <w:proofErr w:type="spellStart"/>
+      <w:r>
+        <w:rPr>
+          <w:sz w:val="28"/>
+          <w:szCs w:val="28"/>
+          <w:lang w:val="en-US"/>
+        </w:rPr>
+        <w:t>registors</w:t>
+      </w:r>
+      <w:proofErr w:type="spellEnd"/>
+      <w:r>
+        <w:rPr>
+          <w:sz w:val="28"/>
+          <w:szCs w:val="28"/>
+          <w:lang w:val="en-US"/>
+        </w:rPr>
+        <w:t xml:space="preserve"> got and gave </w:t>
+      </w:r>
+      <w:proofErr w:type="spellStart"/>
+      <w:r>
+        <w:rPr>
+          <w:sz w:val="28"/>
+          <w:szCs w:val="28"/>
+          <w:lang w:val="en-US"/>
+        </w:rPr>
+        <w:t>rigth</w:t>
+      </w:r>
+      <w:proofErr w:type="spellEnd"/>
+      <w:r>
+        <w:rPr>
+          <w:sz w:val="28"/>
+          <w:szCs w:val="28"/>
+          <w:lang w:val="en-US"/>
+        </w:rPr>
+        <w:t xml:space="preserve"> data</w:t>
       </w:r>
     </w:p>
     <w:p>
@@ -2803,6 +2864,7 @@
           <w:szCs w:val="28"/>
           <w:lang w:val="en-US"/>
         </w:rPr>
+        <w:lastRenderedPageBreak/>
         <w:t>SUCCESS: Expected data (59189) was written to the address byte cell 2 and 1</w:t>
       </w:r>
       <w:r>
@@ -2840,7 +2902,6 @@
           <w:szCs w:val="28"/>
           <w:lang w:val="en-US"/>
         </w:rPr>
-        <w:lastRenderedPageBreak/>
         <w:t>Instruction Memory</w:t>
       </w:r>
       <w:r>
@@ -2866,6 +2927,7 @@
         <w:rPr>
           <w:b/>
           <w:bCs/>
+          <w:noProof/>
           <w:sz w:val="28"/>
           <w:szCs w:val="28"/>
           <w:lang w:val="en-US"/>

--- a/SystemVerilog_32-bit_CPU_RISC-V_Modernization.docx
+++ b/SystemVerilog_32-bit_CPU_RISC-V_Modernization.docx
@@ -29,19 +29,11 @@
         </w:rPr>
         <w:br/>
       </w:r>
-      <w:proofErr w:type="spellStart"/>
-      <w:r>
-        <w:rPr>
-          <w:lang w:val="en-US"/>
-        </w:rPr>
-        <w:t>Musiaev</w:t>
-      </w:r>
-      <w:proofErr w:type="spellEnd"/>
-      <w:r>
-        <w:rPr>
-          <w:lang w:val="en-US"/>
-        </w:rPr>
-        <w:t xml:space="preserve"> Konstantin 2026</w:t>
+      <w:r>
+        <w:rPr>
+          <w:lang w:val="en-US"/>
+        </w:rPr>
+        <w:t>Musiaev Konstantin 2026</w:t>
       </w:r>
     </w:p>
     <w:p>
@@ -706,25 +698,7 @@
           <w:szCs w:val="28"/>
           <w:lang w:val="en-US"/>
         </w:rPr>
-        <w:t xml:space="preserve">RISC-V-Standard-Modernization, marks a major milestone in the step-by-step development of a fully compliant RV32I (32-bit RISC-V Base Integer Instruction Set) soft-core processor implemented in </w:t>
-      </w:r>
-      <w:proofErr w:type="spellStart"/>
-      <w:r>
-        <w:rPr>
-          <w:sz w:val="28"/>
-          <w:szCs w:val="28"/>
-          <w:lang w:val="en-US"/>
-        </w:rPr>
-        <w:t>SystemVerilog</w:t>
-      </w:r>
-      <w:proofErr w:type="spellEnd"/>
-      <w:r>
-        <w:rPr>
-          <w:sz w:val="28"/>
-          <w:szCs w:val="28"/>
-          <w:lang w:val="en-US"/>
-        </w:rPr>
-        <w:t xml:space="preserve">. </w:t>
+        <w:t xml:space="preserve">RISC-V-Standard-Modernization, marks a major milestone in the step-by-step development of a fully compliant RV32I (32-bit RISC-V Base Integer Instruction Set) soft-core processor implemented in SystemVerilog. </w:t>
       </w:r>
     </w:p>
     <w:p>
@@ -828,43 +802,7 @@
           <w:szCs w:val="28"/>
           <w:lang w:val="en-US"/>
         </w:rPr>
-        <w:t xml:space="preserve">2. Verification &amp; Simulation:  Develop comprehensive </w:t>
-      </w:r>
-      <w:proofErr w:type="spellStart"/>
-      <w:r>
-        <w:rPr>
-          <w:sz w:val="28"/>
-          <w:szCs w:val="28"/>
-          <w:lang w:val="en-US"/>
-        </w:rPr>
-        <w:t>SystemVerilog</w:t>
-      </w:r>
-      <w:proofErr w:type="spellEnd"/>
-      <w:r>
-        <w:rPr>
-          <w:sz w:val="28"/>
-          <w:szCs w:val="28"/>
-          <w:lang w:val="en-US"/>
-        </w:rPr>
-        <w:t xml:space="preserve"> testbenches for unit-level and system-level verification. Resolve timing issues, race conditions, and validate branch/comparison logic in </w:t>
-      </w:r>
-      <w:proofErr w:type="spellStart"/>
-      <w:r>
-        <w:rPr>
-          <w:sz w:val="28"/>
-          <w:szCs w:val="28"/>
-          <w:lang w:val="en-US"/>
-        </w:rPr>
-        <w:t>Vivado</w:t>
-      </w:r>
-      <w:proofErr w:type="spellEnd"/>
-      <w:r>
-        <w:rPr>
-          <w:sz w:val="28"/>
-          <w:szCs w:val="28"/>
-          <w:lang w:val="en-US"/>
-        </w:rPr>
-        <w:t xml:space="preserve"> Simulator. </w:t>
+        <w:t xml:space="preserve">2. Verification &amp; Simulation:  Develop comprehensive SystemVerilog testbenches for unit-level and system-level verification. Resolve timing issues, race conditions, and validate branch/comparison logic in Vivado Simulator. </w:t>
       </w:r>
     </w:p>
     <w:p>
@@ -1142,13 +1080,17 @@
           <w:numId w:val="7"/>
         </w:numPr>
         <w:rPr>
-          <w:sz w:val="28"/>
-          <w:szCs w:val="28"/>
-          <w:lang w:val="en-US"/>
-        </w:rPr>
-      </w:pPr>
-      <w:r>
-        <w:rPr>
+          <w:b/>
+          <w:bCs/>
+          <w:sz w:val="28"/>
+          <w:szCs w:val="28"/>
+          <w:lang w:val="en-US"/>
+        </w:rPr>
+      </w:pPr>
+      <w:r>
+        <w:rPr>
+          <w:b/>
+          <w:bCs/>
           <w:sz w:val="28"/>
           <w:szCs w:val="28"/>
           <w:lang w:val="en-US"/>
@@ -1164,13 +1106,17 @@
           <w:numId w:val="7"/>
         </w:numPr>
         <w:rPr>
-          <w:sz w:val="28"/>
-          <w:szCs w:val="28"/>
-          <w:lang w:val="en-US"/>
-        </w:rPr>
-      </w:pPr>
-      <w:r>
-        <w:rPr>
+          <w:b/>
+          <w:bCs/>
+          <w:sz w:val="28"/>
+          <w:szCs w:val="28"/>
+          <w:lang w:val="en-US"/>
+        </w:rPr>
+      </w:pPr>
+      <w:r>
+        <w:rPr>
+          <w:b/>
+          <w:bCs/>
           <w:sz w:val="28"/>
           <w:szCs w:val="28"/>
           <w:lang w:val="en-US"/>
@@ -1186,13 +1132,17 @@
           <w:numId w:val="7"/>
         </w:numPr>
         <w:rPr>
-          <w:sz w:val="28"/>
-          <w:szCs w:val="28"/>
-          <w:lang w:val="en-US"/>
-        </w:rPr>
-      </w:pPr>
-      <w:r>
-        <w:rPr>
+          <w:b/>
+          <w:bCs/>
+          <w:sz w:val="28"/>
+          <w:szCs w:val="28"/>
+          <w:lang w:val="en-US"/>
+        </w:rPr>
+      </w:pPr>
+      <w:r>
+        <w:rPr>
+          <w:b/>
+          <w:bCs/>
           <w:sz w:val="28"/>
           <w:szCs w:val="28"/>
           <w:lang w:val="en-US"/>
@@ -1208,13 +1158,17 @@
           <w:numId w:val="7"/>
         </w:numPr>
         <w:rPr>
-          <w:sz w:val="28"/>
-          <w:szCs w:val="28"/>
-          <w:lang w:val="en-US"/>
-        </w:rPr>
-      </w:pPr>
-      <w:r>
-        <w:rPr>
+          <w:b/>
+          <w:bCs/>
+          <w:sz w:val="28"/>
+          <w:szCs w:val="28"/>
+          <w:lang w:val="en-US"/>
+        </w:rPr>
+      </w:pPr>
+      <w:r>
+        <w:rPr>
+          <w:b/>
+          <w:bCs/>
           <w:sz w:val="28"/>
           <w:szCs w:val="28"/>
           <w:lang w:val="en-US"/>
@@ -1230,13 +1184,17 @@
           <w:numId w:val="7"/>
         </w:numPr>
         <w:rPr>
-          <w:sz w:val="28"/>
-          <w:szCs w:val="28"/>
-          <w:lang w:val="en-US"/>
-        </w:rPr>
-      </w:pPr>
-      <w:r>
-        <w:rPr>
+          <w:b/>
+          <w:bCs/>
+          <w:sz w:val="28"/>
+          <w:szCs w:val="28"/>
+          <w:lang w:val="en-US"/>
+        </w:rPr>
+      </w:pPr>
+      <w:r>
+        <w:rPr>
+          <w:b/>
+          <w:bCs/>
           <w:sz w:val="28"/>
           <w:szCs w:val="28"/>
           <w:lang w:val="en-US"/>
@@ -1252,13 +1210,17 @@
           <w:numId w:val="7"/>
         </w:numPr>
         <w:rPr>
-          <w:sz w:val="28"/>
-          <w:szCs w:val="28"/>
-          <w:lang w:val="en-US"/>
-        </w:rPr>
-      </w:pPr>
-      <w:r>
-        <w:rPr>
+          <w:b/>
+          <w:bCs/>
+          <w:sz w:val="28"/>
+          <w:szCs w:val="28"/>
+          <w:lang w:val="en-US"/>
+        </w:rPr>
+      </w:pPr>
+      <w:r>
+        <w:rPr>
+          <w:b/>
+          <w:bCs/>
           <w:sz w:val="28"/>
           <w:szCs w:val="28"/>
           <w:lang w:val="en-US"/>
@@ -1274,13 +1236,17 @@
           <w:numId w:val="7"/>
         </w:numPr>
         <w:rPr>
-          <w:sz w:val="28"/>
-          <w:szCs w:val="28"/>
-          <w:lang w:val="en-US"/>
-        </w:rPr>
-      </w:pPr>
-      <w:r>
-        <w:rPr>
+          <w:b/>
+          <w:bCs/>
+          <w:sz w:val="28"/>
+          <w:szCs w:val="28"/>
+          <w:lang w:val="en-US"/>
+        </w:rPr>
+      </w:pPr>
+      <w:r>
+        <w:rPr>
+          <w:b/>
+          <w:bCs/>
           <w:sz w:val="28"/>
           <w:szCs w:val="28"/>
           <w:lang w:val="en-US"/>
@@ -1296,13 +1262,17 @@
           <w:numId w:val="7"/>
         </w:numPr>
         <w:rPr>
-          <w:sz w:val="28"/>
-          <w:szCs w:val="28"/>
-          <w:lang w:val="en-US"/>
-        </w:rPr>
-      </w:pPr>
-      <w:r>
-        <w:rPr>
+          <w:b/>
+          <w:bCs/>
+          <w:sz w:val="28"/>
+          <w:szCs w:val="28"/>
+          <w:lang w:val="en-US"/>
+        </w:rPr>
+      </w:pPr>
+      <w:r>
+        <w:rPr>
+          <w:b/>
+          <w:bCs/>
           <w:sz w:val="28"/>
           <w:szCs w:val="28"/>
           <w:lang w:val="en-US"/>
@@ -1318,13 +1288,17 @@
           <w:numId w:val="7"/>
         </w:numPr>
         <w:rPr>
-          <w:sz w:val="28"/>
-          <w:szCs w:val="28"/>
-          <w:lang w:val="en-US"/>
-        </w:rPr>
-      </w:pPr>
-      <w:r>
-        <w:rPr>
+          <w:b/>
+          <w:bCs/>
+          <w:sz w:val="28"/>
+          <w:szCs w:val="28"/>
+          <w:lang w:val="en-US"/>
+        </w:rPr>
+      </w:pPr>
+      <w:r>
+        <w:rPr>
+          <w:b/>
+          <w:bCs/>
           <w:sz w:val="28"/>
           <w:szCs w:val="28"/>
           <w:lang w:val="en-US"/>
@@ -1340,13 +1314,17 @@
           <w:numId w:val="7"/>
         </w:numPr>
         <w:rPr>
-          <w:sz w:val="28"/>
-          <w:szCs w:val="28"/>
-          <w:lang w:val="en-US"/>
-        </w:rPr>
-      </w:pPr>
-      <w:r>
-        <w:rPr>
+          <w:b/>
+          <w:bCs/>
+          <w:sz w:val="28"/>
+          <w:szCs w:val="28"/>
+          <w:lang w:val="en-US"/>
+        </w:rPr>
+      </w:pPr>
+      <w:r>
+        <w:rPr>
+          <w:b/>
+          <w:bCs/>
           <w:sz w:val="28"/>
           <w:szCs w:val="28"/>
           <w:lang w:val="en-US"/>
@@ -1587,7 +1565,23 @@
           <w:szCs w:val="28"/>
           <w:lang w:val="en-US"/>
         </w:rPr>
-        <w:t>Register read operation became synchronous and also is execute for 2</w:t>
+        <w:t>Register read operation became synchronous and also is execute</w:t>
+      </w:r>
+      <w:r>
+        <w:rPr>
+          <w:sz w:val="28"/>
+          <w:szCs w:val="28"/>
+          <w:lang w:val="en-US"/>
+        </w:rPr>
+        <w:t>d</w:t>
+      </w:r>
+      <w:r>
+        <w:rPr>
+          <w:sz w:val="28"/>
+          <w:szCs w:val="28"/>
+          <w:lang w:val="en-US"/>
+        </w:rPr>
+        <w:t xml:space="preserve"> for 2</w:t>
       </w:r>
       <w:r>
         <w:rPr>
@@ -1597,23 +1591,13 @@
         </w:rPr>
         <w:t xml:space="preserve"> </w:t>
       </w:r>
-      <w:proofErr w:type="spellStart"/>
-      <w:r>
-        <w:rPr>
-          <w:sz w:val="28"/>
-          <w:szCs w:val="28"/>
-          <w:lang w:val="en-US"/>
-        </w:rPr>
-        <w:t>clk</w:t>
-      </w:r>
-      <w:proofErr w:type="spellEnd"/>
-      <w:r>
-        <w:rPr>
-          <w:sz w:val="28"/>
-          <w:szCs w:val="28"/>
-          <w:lang w:val="en-US"/>
-        </w:rPr>
-        <w:t xml:space="preserve"> signals.</w:t>
+      <w:r>
+        <w:rPr>
+          <w:sz w:val="28"/>
+          <w:szCs w:val="28"/>
+          <w:lang w:val="en-US"/>
+        </w:rPr>
+        <w:t>clk signals.</w:t>
       </w:r>
       <w:r>
         <w:rPr>
@@ -1678,25 +1662,7 @@
           <w:szCs w:val="28"/>
           <w:lang w:val="en-US"/>
         </w:rPr>
-        <w:t xml:space="preserve">The Data Memory is a critical component of the RV32I processor core, responsible for handling persistent data storage and load/store operations during program execution. Acting as the primary interface between the processor </w:t>
-      </w:r>
-      <w:proofErr w:type="spellStart"/>
-      <w:r>
-        <w:rPr>
-          <w:sz w:val="28"/>
-          <w:szCs w:val="28"/>
-          <w:lang w:val="en-US"/>
-        </w:rPr>
-        <w:t>datapath</w:t>
-      </w:r>
-      <w:proofErr w:type="spellEnd"/>
-      <w:r>
-        <w:rPr>
-          <w:sz w:val="28"/>
-          <w:szCs w:val="28"/>
-          <w:lang w:val="en-US"/>
-        </w:rPr>
-        <w:t xml:space="preserve"> and the memory subsystem, it supports flexible word and sub-word data manipulation required for executing complex software instructions </w:t>
+        <w:t xml:space="preserve">The Data Memory is a critical component of the RV32I processor core, responsible for handling persistent data storage and load/store operations during program execution. Acting as the primary interface between the processor datapath and the memory subsystem, it supports flexible word and sub-word data manipulation required for executing complex software instructions </w:t>
       </w:r>
       <w:r>
         <w:rPr>
@@ -1718,8 +1684,6 @@
     <w:p>
       <w:pPr>
         <w:rPr>
-          <w:b/>
-          <w:bCs/>
           <w:sz w:val="28"/>
           <w:szCs w:val="28"/>
           <w:lang w:val="en-US"/>
@@ -1733,8 +1697,135 @@
         </w:rPr>
         <w:t>In compliance with the RV32I RISC-V base architecture, the memory is structured as a word-addressable array of 32-bit words, where the upper address bits define the row index and the lower bits ([1:0]) represent the byte offset. To support fine-grained memory access, a dedicated 4-bit write-enable mask enables selective byte and half-word updates, ensuring the integrity of surrounding data within the same word. All implementation details and simulation verification results can be seen in Data_Memory.sv and in the simulation graph (Appendices).</w:t>
       </w:r>
-      <w:r>
-        <w:rPr>
+    </w:p>
+    <w:p>
+      <w:pPr>
+        <w:rPr>
+          <w:b/>
+          <w:bCs/>
+          <w:sz w:val="28"/>
+          <w:szCs w:val="28"/>
+          <w:lang w:val="en-US"/>
+        </w:rPr>
+      </w:pPr>
+      <w:r>
+        <w:rPr>
+          <w:sz w:val="28"/>
+          <w:szCs w:val="28"/>
+          <w:lang w:val="en-US"/>
+        </w:rPr>
+        <w:t xml:space="preserve">Memory size is restricted by </w:t>
+      </w:r>
+      <w:r>
+        <w:rPr>
+          <w:b/>
+          <w:bCs/>
+          <w:sz w:val="28"/>
+          <w:szCs w:val="28"/>
+          <w:lang w:val="en-US"/>
+        </w:rPr>
+        <w:t>16</w:t>
+      </w:r>
+      <w:r>
+        <w:rPr>
+          <w:b/>
+          <w:bCs/>
+          <w:sz w:val="28"/>
+          <w:szCs w:val="28"/>
+          <w:lang w:val="en-US"/>
+        </w:rPr>
+        <w:t xml:space="preserve"> Kbytes </w:t>
+      </w:r>
+      <w:r>
+        <w:rPr>
+          <w:sz w:val="28"/>
+          <w:szCs w:val="28"/>
+          <w:lang w:val="en-US"/>
+        </w:rPr>
+        <w:t>at this moment to load it in FPGA without extra REM connection.</w:t>
+      </w:r>
+      <w:r>
+        <w:rPr>
+          <w:sz w:val="28"/>
+          <w:szCs w:val="28"/>
+          <w:lang w:val="en-US"/>
+        </w:rPr>
+        <w:br/>
+      </w:r>
+      <w:r>
+        <w:rPr>
+          <w:b/>
+          <w:bCs/>
+          <w:sz w:val="28"/>
+          <w:szCs w:val="28"/>
+          <w:lang w:val="en-US"/>
+        </w:rPr>
+        <w:t>! Read and write data values can be different in some parts due to implementation, namely, read operation gives full 32-bit value, while write data can</w:t>
+      </w:r>
+      <w:r>
+        <w:rPr>
+          <w:b/>
+          <w:bCs/>
+          <w:sz w:val="28"/>
+          <w:szCs w:val="28"/>
+          <w:lang w:val="en-US"/>
+        </w:rPr>
+        <w:t xml:space="preserve"> be written and checked only in some part of the full line</w:t>
+      </w:r>
+      <w:r>
+        <w:rPr>
+          <w:b/>
+          <w:bCs/>
+          <w:sz w:val="28"/>
+          <w:szCs w:val="28"/>
+          <w:lang w:val="en-US"/>
+        </w:rPr>
+        <w:t>!</w:t>
+      </w:r>
+    </w:p>
+    <w:p>
+      <w:pPr>
+        <w:rPr>
+          <w:sz w:val="28"/>
+          <w:szCs w:val="28"/>
+          <w:lang w:val="en-US"/>
+        </w:rPr>
+      </w:pPr>
+    </w:p>
+    <w:p>
+      <w:pPr>
+        <w:rPr>
+          <w:b/>
+          <w:bCs/>
+          <w:sz w:val="28"/>
+          <w:szCs w:val="28"/>
+          <w:lang w:val="en-US"/>
+        </w:rPr>
+      </w:pPr>
+      <w:r>
+        <w:rPr>
+          <w:b/>
+          <w:bCs/>
+          <w:sz w:val="28"/>
+          <w:szCs w:val="28"/>
+          <w:lang w:val="en-US"/>
+        </w:rPr>
+        <w:t>3.</w:t>
+      </w:r>
+      <w:r>
+        <w:rPr>
+          <w:b/>
+          <w:bCs/>
+          <w:sz w:val="28"/>
+          <w:szCs w:val="28"/>
+          <w:lang w:val="en-US"/>
+        </w:rPr>
+        <w:t>4</w:t>
+      </w:r>
+      <w:r>
+        <w:rPr>
+          <w:b/>
+          <w:bCs/>
           <w:sz w:val="28"/>
           <w:szCs w:val="28"/>
           <w:lang w:val="en-US"/>
@@ -1749,207 +1840,622 @@
           <w:szCs w:val="28"/>
           <w:lang w:val="en-US"/>
         </w:rPr>
-        <w:t>! Read and write data values can be different in some parts due to implementation, namely, read operation gives full 32-bit value, while write data can</w:t>
-      </w:r>
-      <w:r>
-        <w:rPr>
-          <w:b/>
-          <w:bCs/>
-          <w:sz w:val="28"/>
-          <w:szCs w:val="28"/>
-          <w:lang w:val="en-US"/>
-        </w:rPr>
-        <w:t xml:space="preserve"> be written and checked only in some part of the full line</w:t>
-      </w:r>
-      <w:r>
-        <w:rPr>
-          <w:b/>
-          <w:bCs/>
-          <w:sz w:val="28"/>
-          <w:szCs w:val="28"/>
-          <w:lang w:val="en-US"/>
-        </w:rPr>
-        <w:t>!</w:t>
-      </w:r>
-    </w:p>
-    <w:p>
-      <w:pPr>
-        <w:rPr>
-          <w:sz w:val="28"/>
-          <w:szCs w:val="28"/>
-          <w:lang w:val="en-US"/>
-        </w:rPr>
-      </w:pPr>
-    </w:p>
-    <w:p>
-      <w:pPr>
-        <w:rPr>
-          <w:b/>
-          <w:bCs/>
-          <w:sz w:val="28"/>
-          <w:szCs w:val="28"/>
-          <w:lang w:val="en-US"/>
-        </w:rPr>
-      </w:pPr>
-      <w:r>
-        <w:rPr>
-          <w:b/>
-          <w:bCs/>
-          <w:sz w:val="28"/>
-          <w:szCs w:val="28"/>
-          <w:lang w:val="en-US"/>
-        </w:rPr>
-        <w:t>3.</w:t>
-      </w:r>
-      <w:r>
-        <w:rPr>
-          <w:b/>
-          <w:bCs/>
-          <w:sz w:val="28"/>
-          <w:szCs w:val="28"/>
-          <w:lang w:val="en-US"/>
-        </w:rPr>
-        <w:t>4</w:t>
-      </w:r>
-      <w:r>
-        <w:rPr>
-          <w:b/>
-          <w:bCs/>
+        <w:t>Instruction Memory</w:t>
+      </w:r>
+    </w:p>
+    <w:p>
+      <w:pPr>
+        <w:rPr>
+          <w:sz w:val="28"/>
+          <w:szCs w:val="28"/>
+          <w:lang w:val="en-US"/>
+        </w:rPr>
+      </w:pPr>
+      <w:r>
+        <w:rPr>
+          <w:sz w:val="28"/>
+          <w:szCs w:val="28"/>
+          <w:lang w:val="en-US"/>
+        </w:rPr>
+        <w:t xml:space="preserve">The </w:t>
+      </w:r>
+      <w:r>
+        <w:rPr>
+          <w:sz w:val="28"/>
+          <w:szCs w:val="28"/>
+          <w:lang w:val="en-US"/>
+        </w:rPr>
+        <w:t>Instruction</w:t>
+      </w:r>
+      <w:r>
+        <w:rPr>
+          <w:sz w:val="28"/>
+          <w:szCs w:val="28"/>
+          <w:lang w:val="en-US"/>
+        </w:rPr>
+        <w:t xml:space="preserve"> Memory is a critical component of the RV32I processor core, responsible for handling </w:t>
+      </w:r>
+      <w:r>
+        <w:rPr>
+          <w:sz w:val="28"/>
+          <w:szCs w:val="28"/>
+          <w:lang w:val="en-US"/>
+        </w:rPr>
+        <w:t>CPU instructions</w:t>
+      </w:r>
+      <w:r>
+        <w:rPr>
+          <w:sz w:val="28"/>
+          <w:szCs w:val="28"/>
+          <w:lang w:val="en-US"/>
+        </w:rPr>
+        <w:t xml:space="preserve">. Acting as </w:t>
+      </w:r>
+      <w:r>
+        <w:rPr>
+          <w:sz w:val="28"/>
+          <w:szCs w:val="28"/>
+          <w:lang w:val="en-US"/>
+        </w:rPr>
+        <w:t>instructions source for the processor</w:t>
+      </w:r>
+      <w:r>
+        <w:rPr>
+          <w:sz w:val="28"/>
+          <w:szCs w:val="28"/>
+          <w:lang w:val="en-US"/>
+        </w:rPr>
+        <w:t xml:space="preserve">, it supports </w:t>
+      </w:r>
+      <w:r>
+        <w:rPr>
+          <w:sz w:val="28"/>
+          <w:szCs w:val="28"/>
+          <w:lang w:val="en-US"/>
+        </w:rPr>
+        <w:t>only reading operation</w:t>
+      </w:r>
+      <w:r>
+        <w:rPr>
+          <w:sz w:val="28"/>
+          <w:szCs w:val="28"/>
+          <w:lang w:val="en-US"/>
+        </w:rPr>
+        <w:t xml:space="preserve"> and</w:t>
+      </w:r>
+      <w:r>
+        <w:rPr>
+          <w:sz w:val="28"/>
+          <w:szCs w:val="28"/>
+          <w:lang w:val="en-US"/>
+        </w:rPr>
+        <w:t xml:space="preserve"> data manipulation </w:t>
+      </w:r>
+      <w:r>
+        <w:rPr>
+          <w:sz w:val="28"/>
+          <w:szCs w:val="28"/>
+          <w:lang w:val="en-US"/>
+        </w:rPr>
+        <w:t>with the whole 32-bit words</w:t>
+      </w:r>
+      <w:r>
+        <w:rPr>
+          <w:sz w:val="28"/>
+          <w:szCs w:val="28"/>
+          <w:lang w:val="en-US"/>
+        </w:rPr>
+        <w:t>.</w:t>
+      </w:r>
+      <w:r>
+        <w:rPr>
+          <w:sz w:val="28"/>
+          <w:szCs w:val="28"/>
+          <w:lang w:val="en-US"/>
+        </w:rPr>
+        <w:t xml:space="preserve"> The memory is also separated by bytes according to RISC-V standard, which initially was based on von-Neumann architecture, but in this project the Harvard architecture is used.</w:t>
+      </w:r>
+    </w:p>
+    <w:p>
+      <w:pPr>
+        <w:rPr>
+          <w:sz w:val="28"/>
+          <w:szCs w:val="28"/>
+          <w:lang w:val="en-US"/>
+        </w:rPr>
+      </w:pPr>
+      <w:r>
+        <w:rPr>
+          <w:sz w:val="28"/>
+          <w:szCs w:val="28"/>
+          <w:lang w:val="en-US"/>
+        </w:rPr>
+        <w:lastRenderedPageBreak/>
+        <w:t xml:space="preserve">Memory size is restricted by </w:t>
+      </w:r>
+      <w:r>
+        <w:rPr>
+          <w:b/>
+          <w:bCs/>
+          <w:sz w:val="28"/>
+          <w:szCs w:val="28"/>
+          <w:lang w:val="en-US"/>
+        </w:rPr>
+        <w:t>16</w:t>
+      </w:r>
+      <w:r>
+        <w:rPr>
+          <w:b/>
+          <w:bCs/>
+          <w:sz w:val="28"/>
+          <w:szCs w:val="28"/>
+          <w:lang w:val="en-US"/>
+        </w:rPr>
+        <w:t xml:space="preserve"> Kbytes </w:t>
+      </w:r>
+      <w:r>
+        <w:rPr>
+          <w:sz w:val="28"/>
+          <w:szCs w:val="28"/>
+          <w:lang w:val="en-US"/>
+        </w:rPr>
+        <w:t>at this moment to load it in FPGA without extra REM connection.</w:t>
+      </w:r>
+    </w:p>
+    <w:p>
+      <w:pPr>
+        <w:rPr>
+          <w:b/>
+          <w:bCs/>
+          <w:sz w:val="28"/>
+          <w:szCs w:val="28"/>
+          <w:lang w:val="en-US"/>
+        </w:rPr>
+      </w:pPr>
+      <w:r>
+        <w:rPr>
+          <w:sz w:val="28"/>
+          <w:szCs w:val="28"/>
+          <w:lang w:val="en-US"/>
+        </w:rPr>
+        <w:t xml:space="preserve">All implementation details and simulation verification results can be seen in </w:t>
+      </w:r>
+      <w:r>
+        <w:rPr>
+          <w:sz w:val="28"/>
+          <w:szCs w:val="28"/>
+          <w:lang w:val="en-US"/>
+        </w:rPr>
+        <w:t>Instruction</w:t>
+      </w:r>
+      <w:r>
+        <w:rPr>
+          <w:sz w:val="28"/>
+          <w:szCs w:val="28"/>
+          <w:lang w:val="en-US"/>
+        </w:rPr>
+        <w:t>_Memory.sv and in the simulation graph (Appendices).</w:t>
+      </w:r>
+      <w:r>
+        <w:rPr>
           <w:sz w:val="28"/>
           <w:szCs w:val="28"/>
           <w:lang w:val="en-US"/>
         </w:rPr>
         <w:t xml:space="preserve"> </w:t>
       </w:r>
-      <w:r>
-        <w:rPr>
-          <w:b/>
-          <w:bCs/>
-          <w:sz w:val="28"/>
-          <w:szCs w:val="28"/>
-          <w:lang w:val="en-US"/>
-        </w:rPr>
-        <w:t>Instruction Memory</w:t>
-      </w:r>
-    </w:p>
-    <w:p>
-      <w:pPr>
-        <w:rPr>
-          <w:sz w:val="28"/>
-          <w:szCs w:val="28"/>
-          <w:lang w:val="en-US"/>
-        </w:rPr>
-      </w:pPr>
-      <w:r>
-        <w:rPr>
-          <w:sz w:val="28"/>
-          <w:szCs w:val="28"/>
-          <w:lang w:val="en-US"/>
-        </w:rPr>
-        <w:t xml:space="preserve">The </w:t>
-      </w:r>
-      <w:r>
-        <w:rPr>
-          <w:sz w:val="28"/>
-          <w:szCs w:val="28"/>
-          <w:lang w:val="en-US"/>
-        </w:rPr>
-        <w:t>Instruction</w:t>
-      </w:r>
-      <w:r>
-        <w:rPr>
-          <w:sz w:val="28"/>
-          <w:szCs w:val="28"/>
-          <w:lang w:val="en-US"/>
-        </w:rPr>
-        <w:t xml:space="preserve"> Memory is a critical component of the RV32I processor core, responsible for handling </w:t>
-      </w:r>
-      <w:r>
-        <w:rPr>
-          <w:sz w:val="28"/>
-          <w:szCs w:val="28"/>
-          <w:lang w:val="en-US"/>
-        </w:rPr>
-        <w:t>CPU instructions</w:t>
-      </w:r>
-      <w:r>
-        <w:rPr>
-          <w:sz w:val="28"/>
-          <w:szCs w:val="28"/>
-          <w:lang w:val="en-US"/>
-        </w:rPr>
-        <w:t xml:space="preserve">. Acting as </w:t>
-      </w:r>
-      <w:r>
-        <w:rPr>
-          <w:sz w:val="28"/>
-          <w:szCs w:val="28"/>
-          <w:lang w:val="en-US"/>
-        </w:rPr>
-        <w:t>instructions source for the processor</w:t>
-      </w:r>
-      <w:r>
-        <w:rPr>
-          <w:sz w:val="28"/>
-          <w:szCs w:val="28"/>
-          <w:lang w:val="en-US"/>
-        </w:rPr>
-        <w:t xml:space="preserve">, it supports </w:t>
-      </w:r>
-      <w:r>
-        <w:rPr>
-          <w:sz w:val="28"/>
-          <w:szCs w:val="28"/>
-          <w:lang w:val="en-US"/>
-        </w:rPr>
-        <w:t>only reading operation</w:t>
-      </w:r>
-      <w:r>
-        <w:rPr>
-          <w:sz w:val="28"/>
-          <w:szCs w:val="28"/>
-          <w:lang w:val="en-US"/>
-        </w:rPr>
-        <w:t xml:space="preserve"> and</w:t>
-      </w:r>
-      <w:r>
-        <w:rPr>
-          <w:sz w:val="28"/>
-          <w:szCs w:val="28"/>
-          <w:lang w:val="en-US"/>
-        </w:rPr>
-        <w:t xml:space="preserve"> data manipulation </w:t>
-      </w:r>
-      <w:r>
-        <w:rPr>
-          <w:sz w:val="28"/>
-          <w:szCs w:val="28"/>
-          <w:lang w:val="en-US"/>
-        </w:rPr>
-        <w:t>with the whole 32-bit words</w:t>
-      </w:r>
-      <w:r>
-        <w:rPr>
-          <w:sz w:val="28"/>
-          <w:szCs w:val="28"/>
-          <w:lang w:val="en-US"/>
-        </w:rPr>
-        <w:t>.</w:t>
-      </w:r>
-      <w:r>
-        <w:rPr>
-          <w:sz w:val="28"/>
-          <w:szCs w:val="28"/>
-          <w:lang w:val="en-US"/>
-        </w:rPr>
-        <w:t xml:space="preserve"> The memory is also separated by bytes according to RISC-V standard, which initially was based on von-Neumann architecture, but in this project the Harvard architecture is used.</w:t>
-      </w:r>
-    </w:p>
-    <w:p>
-      <w:pPr>
-        <w:rPr>
-          <w:b/>
-          <w:bCs/>
+    </w:p>
+    <w:p>
+      <w:pPr>
+        <w:rPr>
+          <w:sz w:val="28"/>
+          <w:szCs w:val="28"/>
+          <w:lang w:val="en-US"/>
+        </w:rPr>
+      </w:pPr>
+    </w:p>
+    <w:p>
+      <w:pPr>
+        <w:rPr>
+          <w:sz w:val="28"/>
+          <w:szCs w:val="28"/>
+          <w:lang w:val="en-US"/>
+        </w:rPr>
+      </w:pPr>
+    </w:p>
+    <w:p>
+      <w:pPr>
+        <w:rPr>
+          <w:sz w:val="28"/>
+          <w:szCs w:val="28"/>
+          <w:lang w:val="en-US"/>
+        </w:rPr>
+      </w:pPr>
+      <w:r>
+        <w:rPr>
+          <w:sz w:val="28"/>
+          <w:szCs w:val="28"/>
+          <w:lang w:val="en-US"/>
+        </w:rPr>
+        <w:t>3.5 Program Counter</w:t>
+      </w:r>
+    </w:p>
+    <w:p>
+      <w:pPr>
+        <w:rPr>
+          <w:sz w:val="28"/>
+          <w:szCs w:val="28"/>
+          <w:lang w:val="en-US"/>
+        </w:rPr>
+      </w:pPr>
+      <w:r>
+        <w:rPr>
+          <w:sz w:val="28"/>
+          <w:szCs w:val="28"/>
+          <w:lang w:val="en-US"/>
+        </w:rPr>
+        <w:t>The program Counter is an “engine”</w:t>
+      </w:r>
+      <w:r>
+        <w:rPr>
+          <w:sz w:val="28"/>
+          <w:szCs w:val="28"/>
+          <w:lang w:val="en-US"/>
+        </w:rPr>
+        <w:t xml:space="preserve">, </w:t>
+      </w:r>
+      <w:r>
+        <w:rPr>
+          <w:sz w:val="28"/>
+          <w:szCs w:val="28"/>
+          <w:lang w:val="en-US"/>
+        </w:rPr>
+        <w:t xml:space="preserve">which moves instructions execution forward. </w:t>
+      </w:r>
+      <w:r>
+        <w:rPr>
+          <w:sz w:val="28"/>
+          <w:szCs w:val="28"/>
+          <w:lang w:val="en-US"/>
+        </w:rPr>
+        <w:t xml:space="preserve"> This module is able to implement direct displacement to 4 bits forward and also make “jumps” to some concrete instructions using commands:</w:t>
+      </w:r>
+    </w:p>
+    <w:p>
+      <w:pPr>
+        <w:rPr>
+          <w:sz w:val="28"/>
+          <w:szCs w:val="28"/>
+          <w:lang w:val="en-US"/>
+        </w:rPr>
+      </w:pPr>
+      <w:r>
+        <w:rPr>
+          <w:sz w:val="28"/>
+          <w:szCs w:val="28"/>
+          <w:lang w:val="en-US"/>
+        </w:rPr>
+        <w:t>1) SB block</w:t>
+      </w:r>
+    </w:p>
+    <w:p>
+      <w:pPr>
+        <w:pStyle w:val="ListParagraph"/>
+        <w:numPr>
+          <w:ilvl w:val="0"/>
+          <w:numId w:val="8"/>
+        </w:numPr>
+        <w:rPr>
+          <w:b/>
+          <w:bCs/>
+          <w:sz w:val="28"/>
+          <w:szCs w:val="28"/>
+          <w:lang w:val="en-US"/>
+        </w:rPr>
+      </w:pPr>
+      <w:r>
+        <w:rPr>
+          <w:b/>
+          <w:bCs/>
+          <w:sz w:val="28"/>
+          <w:szCs w:val="28"/>
+          <w:lang w:val="en-US"/>
+        </w:rPr>
+        <w:t>BEQ</w:t>
+      </w:r>
+    </w:p>
+    <w:p>
+      <w:pPr>
+        <w:pStyle w:val="ListParagraph"/>
+        <w:numPr>
+          <w:ilvl w:val="0"/>
+          <w:numId w:val="8"/>
+        </w:numPr>
+        <w:rPr>
+          <w:b/>
+          <w:bCs/>
+          <w:sz w:val="28"/>
+          <w:szCs w:val="28"/>
+          <w:lang w:val="en-US"/>
+        </w:rPr>
+      </w:pPr>
+      <w:r>
+        <w:rPr>
+          <w:b/>
+          <w:bCs/>
+          <w:sz w:val="28"/>
+          <w:szCs w:val="28"/>
+          <w:lang w:val="en-US"/>
+        </w:rPr>
+        <w:t>BNE</w:t>
+      </w:r>
+    </w:p>
+    <w:p>
+      <w:pPr>
+        <w:pStyle w:val="ListParagraph"/>
+        <w:numPr>
+          <w:ilvl w:val="0"/>
+          <w:numId w:val="8"/>
+        </w:numPr>
+        <w:rPr>
+          <w:b/>
+          <w:bCs/>
+          <w:sz w:val="28"/>
+          <w:szCs w:val="28"/>
+          <w:lang w:val="en-US"/>
+        </w:rPr>
+      </w:pPr>
+      <w:r>
+        <w:rPr>
+          <w:b/>
+          <w:bCs/>
+          <w:sz w:val="28"/>
+          <w:szCs w:val="28"/>
+          <w:lang w:val="en-US"/>
+        </w:rPr>
+        <w:t>BLT</w:t>
+      </w:r>
+    </w:p>
+    <w:p>
+      <w:pPr>
+        <w:pStyle w:val="ListParagraph"/>
+        <w:numPr>
+          <w:ilvl w:val="0"/>
+          <w:numId w:val="8"/>
+        </w:numPr>
+        <w:rPr>
+          <w:b/>
+          <w:bCs/>
+          <w:sz w:val="28"/>
+          <w:szCs w:val="28"/>
+          <w:lang w:val="en-US"/>
+        </w:rPr>
+      </w:pPr>
+      <w:r>
+        <w:rPr>
+          <w:b/>
+          <w:bCs/>
+          <w:sz w:val="28"/>
+          <w:szCs w:val="28"/>
+          <w:lang w:val="en-US"/>
+        </w:rPr>
+        <w:t>BGE</w:t>
+      </w:r>
+    </w:p>
+    <w:p>
+      <w:pPr>
+        <w:pStyle w:val="ListParagraph"/>
+        <w:numPr>
+          <w:ilvl w:val="0"/>
+          <w:numId w:val="8"/>
+        </w:numPr>
+        <w:rPr>
+          <w:b/>
+          <w:bCs/>
+          <w:sz w:val="28"/>
+          <w:szCs w:val="28"/>
+          <w:lang w:val="en-US"/>
+        </w:rPr>
+      </w:pPr>
+      <w:r>
+        <w:rPr>
+          <w:b/>
+          <w:bCs/>
+          <w:sz w:val="28"/>
+          <w:szCs w:val="28"/>
+          <w:lang w:val="en-US"/>
+        </w:rPr>
+        <w:t>BLTU</w:t>
+      </w:r>
+    </w:p>
+    <w:p>
+      <w:pPr>
+        <w:pStyle w:val="ListParagraph"/>
+        <w:numPr>
+          <w:ilvl w:val="0"/>
+          <w:numId w:val="8"/>
+        </w:numPr>
+        <w:rPr>
+          <w:b/>
+          <w:bCs/>
+          <w:sz w:val="28"/>
+          <w:szCs w:val="28"/>
+          <w:lang w:val="en-US"/>
+        </w:rPr>
+      </w:pPr>
+      <w:r>
+        <w:rPr>
+          <w:b/>
+          <w:bCs/>
+          <w:sz w:val="28"/>
+          <w:szCs w:val="28"/>
+          <w:lang w:val="en-US"/>
+        </w:rPr>
+        <w:t>BGEU</w:t>
+      </w:r>
+    </w:p>
+    <w:p>
+      <w:pPr>
+        <w:rPr>
+          <w:sz w:val="28"/>
+          <w:szCs w:val="28"/>
+          <w:lang w:val="en-US"/>
+        </w:rPr>
+      </w:pPr>
+      <w:r>
+        <w:rPr>
+          <w:sz w:val="28"/>
+          <w:szCs w:val="28"/>
+          <w:lang w:val="en-US"/>
+        </w:rPr>
+        <w:t>2)  I block</w:t>
+      </w:r>
+    </w:p>
+    <w:p>
+      <w:pPr>
+        <w:pStyle w:val="ListParagraph"/>
+        <w:numPr>
+          <w:ilvl w:val="0"/>
+          <w:numId w:val="9"/>
+        </w:numPr>
+        <w:rPr>
+          <w:sz w:val="28"/>
+          <w:szCs w:val="28"/>
+          <w:lang w:val="en-US"/>
+        </w:rPr>
+      </w:pPr>
+      <w:r>
+        <w:rPr>
+          <w:b/>
+          <w:bCs/>
+          <w:sz w:val="28"/>
+          <w:szCs w:val="28"/>
+          <w:lang w:val="en-US"/>
+        </w:rPr>
+        <w:t>JALR</w:t>
+      </w:r>
+      <w:r>
+        <w:rPr>
+          <w:sz w:val="28"/>
+          <w:szCs w:val="28"/>
+          <w:lang w:val="en-US"/>
+        </w:rPr>
+        <w:t xml:space="preserve"> </w:t>
+      </w:r>
+    </w:p>
+    <w:p>
+      <w:pPr>
+        <w:rPr>
+          <w:sz w:val="28"/>
+          <w:szCs w:val="28"/>
+          <w:lang w:val="en-US"/>
+        </w:rPr>
+      </w:pPr>
+      <w:r>
+        <w:rPr>
+          <w:sz w:val="28"/>
+          <w:szCs w:val="28"/>
+          <w:lang w:val="en-US"/>
+        </w:rPr>
+        <w:t xml:space="preserve">3)  UJ block </w:t>
+      </w:r>
+    </w:p>
+    <w:p>
+      <w:pPr>
+        <w:pStyle w:val="ListParagraph"/>
+        <w:numPr>
+          <w:ilvl w:val="0"/>
+          <w:numId w:val="9"/>
+        </w:numPr>
+        <w:rPr>
+          <w:sz w:val="28"/>
+          <w:szCs w:val="28"/>
+          <w:lang w:val="en-US"/>
+        </w:rPr>
+      </w:pPr>
+      <w:r>
+        <w:rPr>
+          <w:b/>
+          <w:bCs/>
+          <w:sz w:val="28"/>
+          <w:szCs w:val="28"/>
+          <w:lang w:val="en-US"/>
+        </w:rPr>
+        <w:t>JAL</w:t>
+      </w:r>
+      <w:r>
+        <w:rPr>
+          <w:b/>
+          <w:bCs/>
+          <w:sz w:val="28"/>
+          <w:szCs w:val="28"/>
+          <w:lang w:val="en-US"/>
+        </w:rPr>
+        <w:t xml:space="preserve"> </w:t>
+      </w:r>
+    </w:p>
+    <w:p>
+      <w:pPr>
+        <w:rPr>
+          <w:sz w:val="28"/>
+          <w:szCs w:val="28"/>
+          <w:lang w:val="en-US"/>
+        </w:rPr>
+      </w:pPr>
+      <w:r>
+        <w:rPr>
+          <w:b/>
+          <w:bCs/>
+          <w:sz w:val="28"/>
+          <w:szCs w:val="28"/>
+          <w:lang w:val="en-US"/>
+        </w:rPr>
+        <w:t>AUIPC</w:t>
+      </w:r>
+      <w:r>
+        <w:rPr>
+          <w:sz w:val="28"/>
+          <w:szCs w:val="28"/>
+          <w:lang w:val="en-US"/>
+        </w:rPr>
+        <w:t xml:space="preserve"> </w:t>
+      </w:r>
+      <w:r>
+        <w:rPr>
+          <w:sz w:val="28"/>
+          <w:szCs w:val="28"/>
+          <w:lang w:val="en-US"/>
+        </w:rPr>
+        <w:t>is also can</w:t>
+      </w:r>
+      <w:r>
+        <w:rPr>
+          <w:sz w:val="28"/>
+          <w:szCs w:val="28"/>
+          <w:lang w:val="en-US"/>
+        </w:rPr>
+        <w:t xml:space="preserve"> be executed, but its output address is calculated in dataflow way (in b</w:t>
+      </w:r>
+      <w:r>
+        <w:rPr>
+          <w:sz w:val="28"/>
+          <w:szCs w:val="28"/>
+          <w:lang w:val="en"/>
+        </w:rPr>
+        <w:t>ehavior</w:t>
+      </w:r>
+      <w:r>
+        <w:rPr>
+          <w:sz w:val="28"/>
+          <w:szCs w:val="28"/>
+          <w:lang w:val="en"/>
+        </w:rPr>
+        <w:t xml:space="preserve"> block it just implements 4-bit shift forward like default statement).</w:t>
+      </w:r>
+    </w:p>
+    <w:p>
+      <w:pPr>
+        <w:rPr>
           <w:sz w:val="28"/>
           <w:szCs w:val="28"/>
           <w:lang w:val="en-US"/>
@@ -1969,51 +2475,16 @@
           <w:szCs w:val="28"/>
           <w:lang w:val="en-US"/>
         </w:rPr>
-        <w:t>Instruction</w:t>
-      </w:r>
-      <w:r>
-        <w:rPr>
-          <w:sz w:val="28"/>
-          <w:szCs w:val="28"/>
-          <w:lang w:val="en-US"/>
-        </w:rPr>
-        <w:t>_Memory.sv and in the simulation graph (Appendices).</w:t>
-      </w:r>
-      <w:r>
-        <w:rPr>
-          <w:sz w:val="28"/>
-          <w:szCs w:val="28"/>
-          <w:lang w:val="en-US"/>
-        </w:rPr>
-        <w:t xml:space="preserve"> </w:t>
-      </w:r>
-    </w:p>
-    <w:p>
-      <w:pPr>
-        <w:rPr>
-          <w:sz w:val="28"/>
-          <w:szCs w:val="28"/>
-          <w:lang w:val="en-US"/>
-        </w:rPr>
-      </w:pPr>
-    </w:p>
-    <w:p>
-      <w:pPr>
-        <w:rPr>
-          <w:sz w:val="28"/>
-          <w:szCs w:val="28"/>
-          <w:lang w:val="en-US"/>
-        </w:rPr>
-      </w:pPr>
-    </w:p>
-    <w:p>
-      <w:pPr>
-        <w:rPr>
-          <w:sz w:val="28"/>
-          <w:szCs w:val="28"/>
-          <w:lang w:val="en-US"/>
-        </w:rPr>
-      </w:pPr>
+        <w:t>Program_Counter</w:t>
+      </w:r>
+      <w:r>
+        <w:rPr>
+          <w:sz w:val="28"/>
+          <w:szCs w:val="28"/>
+          <w:lang w:val="en-US"/>
+        </w:rPr>
+        <w:t>.sv and in the simulation graph (Appendices).</w:t>
+      </w:r>
     </w:p>
     <w:p>
       <w:pPr>
@@ -2370,8 +2841,120 @@
           <w:szCs w:val="28"/>
           <w:lang w:val="en-US"/>
         </w:rPr>
+        <w:t>SUCCESS XOR: Expected result (         0) was received correctly</w:t>
+      </w:r>
+      <w:r>
+        <w:rPr>
+          <w:sz w:val="28"/>
+          <w:szCs w:val="28"/>
+          <w:lang w:val="en-US"/>
+        </w:rPr>
+        <w:br/>
+      </w:r>
+      <w:r>
+        <w:rPr>
+          <w:sz w:val="28"/>
+          <w:szCs w:val="28"/>
+          <w:lang w:val="en-US"/>
+        </w:rPr>
+        <w:t>SUCCESS SRL: Expected result (     40556) was received correctly</w:t>
+      </w:r>
+      <w:r>
+        <w:rPr>
+          <w:sz w:val="28"/>
+          <w:szCs w:val="28"/>
+          <w:lang w:val="en-US"/>
+        </w:rPr>
+        <w:br/>
+      </w:r>
+      <w:r>
+        <w:rPr>
+          <w:sz w:val="28"/>
+          <w:szCs w:val="28"/>
+          <w:lang w:val="en-US"/>
+        </w:rPr>
+        <w:t>SUCCESS SRL: Expected result (       142) was received correctly</w:t>
+      </w:r>
+      <w:r>
+        <w:rPr>
+          <w:sz w:val="28"/>
+          <w:szCs w:val="28"/>
+          <w:lang w:val="en-US"/>
+        </w:rPr>
+        <w:br/>
+      </w:r>
+      <w:r>
+        <w:rPr>
+          <w:sz w:val="28"/>
+          <w:szCs w:val="28"/>
+          <w:lang w:val="en-US"/>
+        </w:rPr>
+        <w:t>SUCCESS SRA: Expected result (4294966579) was received correctly</w:t>
+      </w:r>
+      <w:r>
+        <w:rPr>
+          <w:sz w:val="28"/>
+          <w:szCs w:val="28"/>
+          <w:lang w:val="en-US"/>
+        </w:rPr>
+        <w:br/>
+      </w:r>
+      <w:r>
+        <w:rPr>
+          <w:sz w:val="28"/>
+          <w:szCs w:val="28"/>
+          <w:lang w:val="en-US"/>
+        </w:rPr>
+        <w:t>SUCCESS SRA: Expected result (     29229) was received correctly</w:t>
+      </w:r>
+      <w:r>
+        <w:rPr>
+          <w:sz w:val="28"/>
+          <w:szCs w:val="28"/>
+          <w:lang w:val="en-US"/>
+        </w:rPr>
+        <w:br/>
+      </w:r>
+      <w:r>
+        <w:rPr>
+          <w:sz w:val="28"/>
+          <w:szCs w:val="28"/>
+          <w:lang w:val="en-US"/>
+        </w:rPr>
+        <w:t>SUCCESS OR: Expected result (4294964844) was received correctly</w:t>
+      </w:r>
+      <w:r>
+        <w:rPr>
+          <w:sz w:val="28"/>
+          <w:szCs w:val="28"/>
+          <w:lang w:val="en-US"/>
+        </w:rPr>
+        <w:br/>
+      </w:r>
+      <w:r>
+        <w:rPr>
+          <w:sz w:val="28"/>
+          <w:szCs w:val="28"/>
+          <w:lang w:val="en-US"/>
+        </w:rPr>
+        <w:t>SUCCESS OR: Expected result (4294958647) was received correctly</w:t>
+      </w:r>
+      <w:r>
+        <w:rPr>
+          <w:sz w:val="28"/>
+          <w:szCs w:val="28"/>
+          <w:lang w:val="en-US"/>
+        </w:rPr>
+        <w:br/>
+      </w:r>
+      <w:r>
+        <w:rPr>
+          <w:sz w:val="28"/>
+          <w:szCs w:val="28"/>
+          <w:lang w:val="en-US"/>
+        </w:rPr>
         <w:lastRenderedPageBreak/>
-        <w:t>SUCCESS XOR: Expected result (         0) was received correctly</w:t>
+        <w:t>SUCCESS OR: Expected result (         0) was received correctly</w:t>
       </w:r>
       <w:r>
         <w:rPr>
@@ -2387,7 +2970,7 @@
           <w:szCs w:val="28"/>
           <w:lang w:val="en-US"/>
         </w:rPr>
-        <w:t>SUCCESS SRL: Expected result (     40556) was received correctly</w:t>
+        <w:t>SUCCESS AND: Expected result (        80) was received correctly</w:t>
       </w:r>
       <w:r>
         <w:rPr>
@@ -2403,7 +2986,35 @@
           <w:szCs w:val="28"/>
           <w:lang w:val="en-US"/>
         </w:rPr>
-        <w:t>SUCCESS SRL: Expected result (       142) was received correctly</w:t>
+        <w:t>SUCCESS AND: Expected result (      3109) was received correctly</w:t>
+      </w:r>
+    </w:p>
+    <w:p>
+      <w:pPr>
+        <w:rPr>
+          <w:sz w:val="28"/>
+          <w:szCs w:val="28"/>
+          <w:lang w:val="en-US"/>
+        </w:rPr>
+      </w:pPr>
+    </w:p>
+    <w:p>
+      <w:pPr>
+        <w:rPr>
+          <w:sz w:val="28"/>
+          <w:szCs w:val="28"/>
+          <w:lang w:val="en-US"/>
+        </w:rPr>
+      </w:pPr>
+      <w:r>
+        <w:rPr>
+          <w:b/>
+          <w:bCs/>
+          <w:sz w:val="28"/>
+          <w:szCs w:val="28"/>
+          <w:lang w:val="en-US"/>
+        </w:rPr>
+        <w:t>Register File:</w:t>
       </w:r>
       <w:r>
         <w:rPr>
@@ -2415,146 +3026,7 @@
       </w:r>
       <w:r>
         <w:rPr>
-          <w:sz w:val="28"/>
-          <w:szCs w:val="28"/>
-          <w:lang w:val="en-US"/>
-        </w:rPr>
-        <w:t>SUCCESS SRA: Expected result (4294966579) was received correctly</w:t>
-      </w:r>
-      <w:r>
-        <w:rPr>
-          <w:sz w:val="28"/>
-          <w:szCs w:val="28"/>
-          <w:lang w:val="en-US"/>
-        </w:rPr>
-        <w:br/>
-      </w:r>
-      <w:r>
-        <w:rPr>
-          <w:sz w:val="28"/>
-          <w:szCs w:val="28"/>
-          <w:lang w:val="en-US"/>
-        </w:rPr>
-        <w:t>SUCCESS SRA: Expected result (     29229) was received correctly</w:t>
-      </w:r>
-      <w:r>
-        <w:rPr>
-          <w:sz w:val="28"/>
-          <w:szCs w:val="28"/>
-          <w:lang w:val="en-US"/>
-        </w:rPr>
-        <w:br/>
-      </w:r>
-      <w:r>
-        <w:rPr>
-          <w:sz w:val="28"/>
-          <w:szCs w:val="28"/>
-          <w:lang w:val="en-US"/>
-        </w:rPr>
-        <w:t>SUCCESS OR: Expected result (4294964844) was received correctly</w:t>
-      </w:r>
-      <w:r>
-        <w:rPr>
-          <w:sz w:val="28"/>
-          <w:szCs w:val="28"/>
-          <w:lang w:val="en-US"/>
-        </w:rPr>
-        <w:br/>
-      </w:r>
-      <w:r>
-        <w:rPr>
-          <w:sz w:val="28"/>
-          <w:szCs w:val="28"/>
-          <w:lang w:val="en-US"/>
-        </w:rPr>
-        <w:t>SUCCESS OR: Expected result (4294958647) was received correctly</w:t>
-      </w:r>
-      <w:r>
-        <w:rPr>
-          <w:sz w:val="28"/>
-          <w:szCs w:val="28"/>
-          <w:lang w:val="en-US"/>
-        </w:rPr>
-        <w:br/>
-      </w:r>
-      <w:r>
-        <w:rPr>
-          <w:sz w:val="28"/>
-          <w:szCs w:val="28"/>
-          <w:lang w:val="en-US"/>
-        </w:rPr>
-        <w:t>SUCCESS OR: Expected result (         0) was received correctly</w:t>
-      </w:r>
-      <w:r>
-        <w:rPr>
-          <w:sz w:val="28"/>
-          <w:szCs w:val="28"/>
-          <w:lang w:val="en-US"/>
-        </w:rPr>
-        <w:br/>
-      </w:r>
-      <w:r>
-        <w:rPr>
-          <w:sz w:val="28"/>
-          <w:szCs w:val="28"/>
-          <w:lang w:val="en-US"/>
-        </w:rPr>
-        <w:t>SUCCESS AND: Expected result (        80) was received correctly</w:t>
-      </w:r>
-      <w:r>
-        <w:rPr>
-          <w:sz w:val="28"/>
-          <w:szCs w:val="28"/>
-          <w:lang w:val="en-US"/>
-        </w:rPr>
-        <w:br/>
-      </w:r>
-      <w:r>
-        <w:rPr>
-          <w:sz w:val="28"/>
-          <w:szCs w:val="28"/>
-          <w:lang w:val="en-US"/>
-        </w:rPr>
-        <w:t>SUCCESS AND: Expected result (      3109) was received correctly</w:t>
-      </w:r>
-    </w:p>
-    <w:p>
-      <w:pPr>
-        <w:rPr>
-          <w:sz w:val="28"/>
-          <w:szCs w:val="28"/>
-          <w:lang w:val="en-US"/>
-        </w:rPr>
-      </w:pPr>
-    </w:p>
-    <w:p>
-      <w:pPr>
-        <w:rPr>
-          <w:sz w:val="28"/>
-          <w:szCs w:val="28"/>
-          <w:lang w:val="en-US"/>
-        </w:rPr>
-      </w:pPr>
-      <w:r>
-        <w:rPr>
-          <w:b/>
-          <w:bCs/>
-          <w:sz w:val="28"/>
-          <w:szCs w:val="28"/>
-          <w:lang w:val="en-US"/>
-        </w:rPr>
-        <w:t>Register File:</w:t>
-      </w:r>
-      <w:r>
-        <w:rPr>
-          <w:sz w:val="28"/>
-          <w:szCs w:val="28"/>
-          <w:lang w:val="en-US"/>
-        </w:rPr>
-        <w:br/>
-      </w:r>
-      <w:r>
-        <w:rPr>
+          <w:noProof/>
           <w:sz w:val="28"/>
           <w:szCs w:val="28"/>
           <w:lang w:val="en-US"/>
@@ -2609,25 +3081,7 @@
           <w:szCs w:val="28"/>
           <w:lang w:val="en-US"/>
         </w:rPr>
-        <w:t xml:space="preserve">SUCCESS: Register 0 was </w:t>
-      </w:r>
-      <w:proofErr w:type="spellStart"/>
-      <w:r>
-        <w:rPr>
-          <w:sz w:val="28"/>
-          <w:szCs w:val="28"/>
-          <w:lang w:val="en-US"/>
-        </w:rPr>
-        <w:t>keeped</w:t>
-      </w:r>
-      <w:proofErr w:type="spellEnd"/>
-      <w:r>
-        <w:rPr>
-          <w:sz w:val="28"/>
-          <w:szCs w:val="28"/>
-          <w:lang w:val="en-US"/>
-        </w:rPr>
-        <w:t xml:space="preserve"> unchanged</w:t>
+        <w:t>SUCCESS: Register 0 was keeped unchanged</w:t>
       </w:r>
       <w:r>
         <w:rPr>
@@ -2636,13 +3090,6 @@
           <w:lang w:val="en-US"/>
         </w:rPr>
         <w:br/>
-      </w:r>
-      <w:r>
-        <w:rPr>
-          <w:sz w:val="28"/>
-          <w:szCs w:val="28"/>
-          <w:lang w:val="en-US"/>
-        </w:rPr>
         <w:t>SUCCESS: Number         -38 was written in register 23</w:t>
       </w:r>
       <w:r>
@@ -2652,32 +3099,7 @@
           <w:lang w:val="en-US"/>
         </w:rPr>
         <w:br/>
-      </w:r>
-      <w:r>
-        <w:rPr>
-          <w:sz w:val="28"/>
-          <w:szCs w:val="28"/>
-          <w:lang w:val="en-US"/>
-        </w:rPr>
-        <w:t xml:space="preserve">SUCCESS: Register 23 was </w:t>
-      </w:r>
-      <w:proofErr w:type="spellStart"/>
-      <w:r>
-        <w:rPr>
-          <w:sz w:val="28"/>
-          <w:szCs w:val="28"/>
-          <w:lang w:val="en-US"/>
-        </w:rPr>
-        <w:t>keeped</w:t>
-      </w:r>
-      <w:proofErr w:type="spellEnd"/>
-      <w:r>
-        <w:rPr>
-          <w:sz w:val="28"/>
-          <w:szCs w:val="28"/>
-          <w:lang w:val="en-US"/>
-        </w:rPr>
-        <w:t xml:space="preserve"> unchanged</w:t>
+        <w:t>SUCCESS: Register 23 was keeped unchanged</w:t>
       </w:r>
       <w:r>
         <w:rPr>
@@ -2686,50 +3108,7 @@
           <w:lang w:val="en-US"/>
         </w:rPr>
         <w:br/>
-      </w:r>
-      <w:r>
-        <w:rPr>
-          <w:sz w:val="28"/>
-          <w:szCs w:val="28"/>
-          <w:lang w:val="en-US"/>
-        </w:rPr>
-        <w:t xml:space="preserve">SUCCESS: Both </w:t>
-      </w:r>
-      <w:proofErr w:type="spellStart"/>
-      <w:r>
-        <w:rPr>
-          <w:sz w:val="28"/>
-          <w:szCs w:val="28"/>
-          <w:lang w:val="en-US"/>
-        </w:rPr>
-        <w:t>registors</w:t>
-      </w:r>
-      <w:proofErr w:type="spellEnd"/>
-      <w:r>
-        <w:rPr>
-          <w:sz w:val="28"/>
-          <w:szCs w:val="28"/>
-          <w:lang w:val="en-US"/>
-        </w:rPr>
-        <w:t xml:space="preserve"> got and gave </w:t>
-      </w:r>
-      <w:proofErr w:type="spellStart"/>
-      <w:r>
-        <w:rPr>
-          <w:sz w:val="28"/>
-          <w:szCs w:val="28"/>
-          <w:lang w:val="en-US"/>
-        </w:rPr>
-        <w:t>rigth</w:t>
-      </w:r>
-      <w:proofErr w:type="spellEnd"/>
-      <w:r>
-        <w:rPr>
-          <w:sz w:val="28"/>
-          <w:szCs w:val="28"/>
-          <w:lang w:val="en-US"/>
-        </w:rPr>
-        <w:t xml:space="preserve"> data</w:t>
+        <w:t>SUCCESS: Both registors got and gave rigth data</w:t>
       </w:r>
     </w:p>
     <w:p>
@@ -2776,16 +3155,15 @@
         <w:rPr>
           <w:b/>
           <w:bCs/>
-          <w:noProof/>
           <w:sz w:val="28"/>
           <w:szCs w:val="28"/>
           <w:lang w:val="en-US"/>
         </w:rPr>
         <w:drawing>
-          <wp:inline distT="0" distB="0" distL="0" distR="0" wp14:anchorId="6F2AAF37" wp14:editId="3B3B54A0">
-            <wp:extent cx="5940425" cy="1466850"/>
-            <wp:effectExtent l="0" t="0" r="3175" b="0"/>
-            <wp:docPr id="3" name="Picture 3"/>
+          <wp:inline distT="0" distB="0" distL="0" distR="0" wp14:anchorId="2E04CB68" wp14:editId="47EEAC01">
+            <wp:extent cx="5940425" cy="1482090"/>
+            <wp:effectExtent l="0" t="0" r="3175" b="3810"/>
+            <wp:docPr id="5" name="Picture 5"/>
             <wp:cNvGraphicFramePr>
               <a:graphicFrameLocks xmlns:a="http://schemas.openxmlformats.org/drawingml/2006/main" noChangeAspect="1"/>
             </wp:cNvGraphicFramePr>
@@ -2805,7 +3183,7 @@
                   <pic:spPr>
                     <a:xfrm>
                       <a:off x="0" y="0"/>
-                      <a:ext cx="5940425" cy="1466850"/>
+                      <a:ext cx="5940425" cy="1482090"/>
                     </a:xfrm>
                     <a:prstGeom prst="rect">
                       <a:avLst/>
@@ -2864,74 +3242,74 @@
           <w:szCs w:val="28"/>
           <w:lang w:val="en-US"/>
         </w:rPr>
+        <w:t>SUCCESS: Expected data (59189) was written to the address byte cell 2 and 1</w:t>
+      </w:r>
+      <w:r>
+        <w:rPr>
+          <w:sz w:val="28"/>
+          <w:szCs w:val="28"/>
+          <w:lang w:val="en-US"/>
+        </w:rPr>
+        <w:br/>
+      </w:r>
+      <w:r>
+        <w:rPr>
+          <w:sz w:val="28"/>
+          <w:szCs w:val="28"/>
+          <w:lang w:val="en-US"/>
+        </w:rPr>
+        <w:t>SUCCESS: Expected data (59166) was written to the address byte cell 2 and 0</w:t>
+      </w:r>
+    </w:p>
+    <w:p>
+      <w:pPr>
+        <w:rPr>
+          <w:b/>
+          <w:bCs/>
+          <w:sz w:val="28"/>
+          <w:szCs w:val="28"/>
+          <w:lang w:val="en-US"/>
+        </w:rPr>
+      </w:pPr>
+      <w:r>
+        <w:rPr>
+          <w:b/>
+          <w:bCs/>
+          <w:sz w:val="28"/>
+          <w:szCs w:val="28"/>
+          <w:lang w:val="en-US"/>
+        </w:rPr>
+        <w:t>Instruction Memory</w:t>
+      </w:r>
+      <w:r>
+        <w:rPr>
+          <w:b/>
+          <w:bCs/>
+          <w:sz w:val="28"/>
+          <w:szCs w:val="28"/>
+          <w:lang w:val="en-US"/>
+        </w:rPr>
+        <w:t>:</w:t>
+      </w:r>
+    </w:p>
+    <w:p>
+      <w:pPr>
+        <w:rPr>
+          <w:sz w:val="28"/>
+          <w:szCs w:val="28"/>
+          <w:lang w:val="en-US"/>
+        </w:rPr>
+      </w:pPr>
+      <w:r>
+        <w:rPr>
+          <w:b/>
+          <w:bCs/>
+          <w:noProof/>
+          <w:sz w:val="28"/>
+          <w:szCs w:val="28"/>
+          <w:lang w:val="en-US"/>
+        </w:rPr>
         <w:lastRenderedPageBreak/>
-        <w:t>SUCCESS: Expected data (59189) was written to the address byte cell 2 and 1</w:t>
-      </w:r>
-      <w:r>
-        <w:rPr>
-          <w:sz w:val="28"/>
-          <w:szCs w:val="28"/>
-          <w:lang w:val="en-US"/>
-        </w:rPr>
-        <w:br/>
-      </w:r>
-      <w:r>
-        <w:rPr>
-          <w:sz w:val="28"/>
-          <w:szCs w:val="28"/>
-          <w:lang w:val="en-US"/>
-        </w:rPr>
-        <w:t>SUCCESS: Expected data (59166) was written to the address byte cell 2 and 0</w:t>
-      </w:r>
-    </w:p>
-    <w:p>
-      <w:pPr>
-        <w:rPr>
-          <w:b/>
-          <w:bCs/>
-          <w:sz w:val="28"/>
-          <w:szCs w:val="28"/>
-          <w:lang w:val="en-US"/>
-        </w:rPr>
-      </w:pPr>
-      <w:r>
-        <w:rPr>
-          <w:b/>
-          <w:bCs/>
-          <w:sz w:val="28"/>
-          <w:szCs w:val="28"/>
-          <w:lang w:val="en-US"/>
-        </w:rPr>
-        <w:t>Instruction Memory</w:t>
-      </w:r>
-      <w:r>
-        <w:rPr>
-          <w:b/>
-          <w:bCs/>
-          <w:sz w:val="28"/>
-          <w:szCs w:val="28"/>
-          <w:lang w:val="en-US"/>
-        </w:rPr>
-        <w:t>:</w:t>
-      </w:r>
-    </w:p>
-    <w:p>
-      <w:pPr>
-        <w:rPr>
-          <w:sz w:val="28"/>
-          <w:szCs w:val="28"/>
-          <w:lang w:val="en-US"/>
-        </w:rPr>
-      </w:pPr>
-      <w:r>
-        <w:rPr>
-          <w:b/>
-          <w:bCs/>
-          <w:noProof/>
-          <w:sz w:val="28"/>
-          <w:szCs w:val="28"/>
-          <w:lang w:val="en-US"/>
-        </w:rPr>
         <w:drawing>
           <wp:inline distT="0" distB="0" distL="0" distR="0" wp14:anchorId="70D572FF" wp14:editId="53E6A89C">
             <wp:extent cx="5940425" cy="1465580"/>
@@ -3443,6 +3821,119 @@
     </w:lvl>
   </w:abstractNum>
   <w:abstractNum w:abstractNumId="4" w15:restartNumberingAfterBreak="0">
+    <w:nsid w:val="51184554"/>
+    <w:multiLevelType w:val="hybridMultilevel"/>
+    <w:tmpl w:val="662C0498"/>
+    <w:lvl w:ilvl="0" w:tplc="04190001">
+      <w:start w:val="1"/>
+      <w:numFmt w:val="bullet"/>
+      <w:lvlText w:val=""/>
+      <w:lvlJc w:val="left"/>
+      <w:pPr>
+        <w:ind w:left="1428" w:hanging="360"/>
+      </w:pPr>
+      <w:rPr>
+        <w:rFonts w:ascii="Symbol" w:hAnsi="Symbol" w:hint="default"/>
+      </w:rPr>
+    </w:lvl>
+    <w:lvl w:ilvl="1" w:tplc="04190003" w:tentative="1">
+      <w:start w:val="1"/>
+      <w:numFmt w:val="bullet"/>
+      <w:lvlText w:val="o"/>
+      <w:lvlJc w:val="left"/>
+      <w:pPr>
+        <w:ind w:left="2148" w:hanging="360"/>
+      </w:pPr>
+      <w:rPr>
+        <w:rFonts w:ascii="Courier New" w:hAnsi="Courier New" w:cs="Courier New" w:hint="default"/>
+      </w:rPr>
+    </w:lvl>
+    <w:lvl w:ilvl="2" w:tplc="04190005" w:tentative="1">
+      <w:start w:val="1"/>
+      <w:numFmt w:val="bullet"/>
+      <w:lvlText w:val=""/>
+      <w:lvlJc w:val="left"/>
+      <w:pPr>
+        <w:ind w:left="2868" w:hanging="360"/>
+      </w:pPr>
+      <w:rPr>
+        <w:rFonts w:ascii="Wingdings" w:hAnsi="Wingdings" w:hint="default"/>
+      </w:rPr>
+    </w:lvl>
+    <w:lvl w:ilvl="3" w:tplc="04190001" w:tentative="1">
+      <w:start w:val="1"/>
+      <w:numFmt w:val="bullet"/>
+      <w:lvlText w:val=""/>
+      <w:lvlJc w:val="left"/>
+      <w:pPr>
+        <w:ind w:left="3588" w:hanging="360"/>
+      </w:pPr>
+      <w:rPr>
+        <w:rFonts w:ascii="Symbol" w:hAnsi="Symbol" w:hint="default"/>
+      </w:rPr>
+    </w:lvl>
+    <w:lvl w:ilvl="4" w:tplc="04190003" w:tentative="1">
+      <w:start w:val="1"/>
+      <w:numFmt w:val="bullet"/>
+      <w:lvlText w:val="o"/>
+      <w:lvlJc w:val="left"/>
+      <w:pPr>
+        <w:ind w:left="4308" w:hanging="360"/>
+      </w:pPr>
+      <w:rPr>
+        <w:rFonts w:ascii="Courier New" w:hAnsi="Courier New" w:cs="Courier New" w:hint="default"/>
+      </w:rPr>
+    </w:lvl>
+    <w:lvl w:ilvl="5" w:tplc="04190005" w:tentative="1">
+      <w:start w:val="1"/>
+      <w:numFmt w:val="bullet"/>
+      <w:lvlText w:val=""/>
+      <w:lvlJc w:val="left"/>
+      <w:pPr>
+        <w:ind w:left="5028" w:hanging="360"/>
+      </w:pPr>
+      <w:rPr>
+        <w:rFonts w:ascii="Wingdings" w:hAnsi="Wingdings" w:hint="default"/>
+      </w:rPr>
+    </w:lvl>
+    <w:lvl w:ilvl="6" w:tplc="04190001" w:tentative="1">
+      <w:start w:val="1"/>
+      <w:numFmt w:val="bullet"/>
+      <w:lvlText w:val=""/>
+      <w:lvlJc w:val="left"/>
+      <w:pPr>
+        <w:ind w:left="5748" w:hanging="360"/>
+      </w:pPr>
+      <w:rPr>
+        <w:rFonts w:ascii="Symbol" w:hAnsi="Symbol" w:hint="default"/>
+      </w:rPr>
+    </w:lvl>
+    <w:lvl w:ilvl="7" w:tplc="04190003" w:tentative="1">
+      <w:start w:val="1"/>
+      <w:numFmt w:val="bullet"/>
+      <w:lvlText w:val="o"/>
+      <w:lvlJc w:val="left"/>
+      <w:pPr>
+        <w:ind w:left="6468" w:hanging="360"/>
+      </w:pPr>
+      <w:rPr>
+        <w:rFonts w:ascii="Courier New" w:hAnsi="Courier New" w:cs="Courier New" w:hint="default"/>
+      </w:rPr>
+    </w:lvl>
+    <w:lvl w:ilvl="8" w:tplc="04190005" w:tentative="1">
+      <w:start w:val="1"/>
+      <w:numFmt w:val="bullet"/>
+      <w:lvlText w:val=""/>
+      <w:lvlJc w:val="left"/>
+      <w:pPr>
+        <w:ind w:left="7188" w:hanging="360"/>
+      </w:pPr>
+      <w:rPr>
+        <w:rFonts w:ascii="Wingdings" w:hAnsi="Wingdings" w:hint="default"/>
+      </w:rPr>
+    </w:lvl>
+  </w:abstractNum>
+  <w:abstractNum w:abstractNumId="5" w15:restartNumberingAfterBreak="0">
     <w:nsid w:val="54AE61D4"/>
     <w:multiLevelType w:val="hybridMultilevel"/>
     <w:tmpl w:val="08CE380A"/>
@@ -3531,7 +4022,7 @@
       </w:pPr>
     </w:lvl>
   </w:abstractNum>
-  <w:abstractNum w:abstractNumId="5" w15:restartNumberingAfterBreak="0">
+  <w:abstractNum w:abstractNumId="6" w15:restartNumberingAfterBreak="0">
     <w:nsid w:val="55E440CA"/>
     <w:multiLevelType w:val="hybridMultilevel"/>
     <w:tmpl w:val="7D640662"/>
@@ -3644,7 +4135,120 @@
       </w:rPr>
     </w:lvl>
   </w:abstractNum>
-  <w:abstractNum w:abstractNumId="6" w15:restartNumberingAfterBreak="0">
+  <w:abstractNum w:abstractNumId="7" w15:restartNumberingAfterBreak="0">
+    <w:nsid w:val="588E0E80"/>
+    <w:multiLevelType w:val="hybridMultilevel"/>
+    <w:tmpl w:val="06DECBEE"/>
+    <w:lvl w:ilvl="0" w:tplc="04190001">
+      <w:start w:val="1"/>
+      <w:numFmt w:val="bullet"/>
+      <w:lvlText w:val=""/>
+      <w:lvlJc w:val="left"/>
+      <w:pPr>
+        <w:ind w:left="1488" w:hanging="360"/>
+      </w:pPr>
+      <w:rPr>
+        <w:rFonts w:ascii="Symbol" w:hAnsi="Symbol" w:hint="default"/>
+      </w:rPr>
+    </w:lvl>
+    <w:lvl w:ilvl="1" w:tplc="04190003" w:tentative="1">
+      <w:start w:val="1"/>
+      <w:numFmt w:val="bullet"/>
+      <w:lvlText w:val="o"/>
+      <w:lvlJc w:val="left"/>
+      <w:pPr>
+        <w:ind w:left="2208" w:hanging="360"/>
+      </w:pPr>
+      <w:rPr>
+        <w:rFonts w:ascii="Courier New" w:hAnsi="Courier New" w:cs="Courier New" w:hint="default"/>
+      </w:rPr>
+    </w:lvl>
+    <w:lvl w:ilvl="2" w:tplc="04190005" w:tentative="1">
+      <w:start w:val="1"/>
+      <w:numFmt w:val="bullet"/>
+      <w:lvlText w:val=""/>
+      <w:lvlJc w:val="left"/>
+      <w:pPr>
+        <w:ind w:left="2928" w:hanging="360"/>
+      </w:pPr>
+      <w:rPr>
+        <w:rFonts w:ascii="Wingdings" w:hAnsi="Wingdings" w:hint="default"/>
+      </w:rPr>
+    </w:lvl>
+    <w:lvl w:ilvl="3" w:tplc="04190001" w:tentative="1">
+      <w:start w:val="1"/>
+      <w:numFmt w:val="bullet"/>
+      <w:lvlText w:val=""/>
+      <w:lvlJc w:val="left"/>
+      <w:pPr>
+        <w:ind w:left="3648" w:hanging="360"/>
+      </w:pPr>
+      <w:rPr>
+        <w:rFonts w:ascii="Symbol" w:hAnsi="Symbol" w:hint="default"/>
+      </w:rPr>
+    </w:lvl>
+    <w:lvl w:ilvl="4" w:tplc="04190003" w:tentative="1">
+      <w:start w:val="1"/>
+      <w:numFmt w:val="bullet"/>
+      <w:lvlText w:val="o"/>
+      <w:lvlJc w:val="left"/>
+      <w:pPr>
+        <w:ind w:left="4368" w:hanging="360"/>
+      </w:pPr>
+      <w:rPr>
+        <w:rFonts w:ascii="Courier New" w:hAnsi="Courier New" w:cs="Courier New" w:hint="default"/>
+      </w:rPr>
+    </w:lvl>
+    <w:lvl w:ilvl="5" w:tplc="04190005" w:tentative="1">
+      <w:start w:val="1"/>
+      <w:numFmt w:val="bullet"/>
+      <w:lvlText w:val=""/>
+      <w:lvlJc w:val="left"/>
+      <w:pPr>
+        <w:ind w:left="5088" w:hanging="360"/>
+      </w:pPr>
+      <w:rPr>
+        <w:rFonts w:ascii="Wingdings" w:hAnsi="Wingdings" w:hint="default"/>
+      </w:rPr>
+    </w:lvl>
+    <w:lvl w:ilvl="6" w:tplc="04190001" w:tentative="1">
+      <w:start w:val="1"/>
+      <w:numFmt w:val="bullet"/>
+      <w:lvlText w:val=""/>
+      <w:lvlJc w:val="left"/>
+      <w:pPr>
+        <w:ind w:left="5808" w:hanging="360"/>
+      </w:pPr>
+      <w:rPr>
+        <w:rFonts w:ascii="Symbol" w:hAnsi="Symbol" w:hint="default"/>
+      </w:rPr>
+    </w:lvl>
+    <w:lvl w:ilvl="7" w:tplc="04190003" w:tentative="1">
+      <w:start w:val="1"/>
+      <w:numFmt w:val="bullet"/>
+      <w:lvlText w:val="o"/>
+      <w:lvlJc w:val="left"/>
+      <w:pPr>
+        <w:ind w:left="6528" w:hanging="360"/>
+      </w:pPr>
+      <w:rPr>
+        <w:rFonts w:ascii="Courier New" w:hAnsi="Courier New" w:cs="Courier New" w:hint="default"/>
+      </w:rPr>
+    </w:lvl>
+    <w:lvl w:ilvl="8" w:tplc="04190005" w:tentative="1">
+      <w:start w:val="1"/>
+      <w:numFmt w:val="bullet"/>
+      <w:lvlText w:val=""/>
+      <w:lvlJc w:val="left"/>
+      <w:pPr>
+        <w:ind w:left="7248" w:hanging="360"/>
+      </w:pPr>
+      <w:rPr>
+        <w:rFonts w:ascii="Wingdings" w:hAnsi="Wingdings" w:hint="default"/>
+      </w:rPr>
+    </w:lvl>
+  </w:abstractNum>
+  <w:abstractNum w:abstractNumId="8" w15:restartNumberingAfterBreak="0">
     <w:nsid w:val="67DB1736"/>
     <w:multiLevelType w:val="hybridMultilevel"/>
     <w:tmpl w:val="8E7A4602"/>
@@ -3735,7 +4339,7 @@
     </w:lvl>
   </w:abstractNum>
   <w:num w:numId="1" w16cid:durableId="40709818">
-    <w:abstractNumId w:val="4"/>
+    <w:abstractNumId w:val="5"/>
   </w:num>
   <w:num w:numId="2" w16cid:durableId="1665277544">
     <w:abstractNumId w:val="0"/>
@@ -3750,10 +4354,16 @@
     <w:abstractNumId w:val="2"/>
   </w:num>
   <w:num w:numId="6" w16cid:durableId="326514527">
+    <w:abstractNumId w:val="8"/>
+  </w:num>
+  <w:num w:numId="7" w16cid:durableId="1956249875">
     <w:abstractNumId w:val="6"/>
   </w:num>
-  <w:num w:numId="7" w16cid:durableId="1956249875">
-    <w:abstractNumId w:val="5"/>
+  <w:num w:numId="8" w16cid:durableId="545604417">
+    <w:abstractNumId w:val="7"/>
+  </w:num>
+  <w:num w:numId="9" w16cid:durableId="403453306">
+    <w:abstractNumId w:val="4"/>
   </w:num>
 </w:numbering>
 </file>
@@ -4362,7 +4972,6 @@
   <w:style w:type="character" w:default="1" w:styleId="DefaultParagraphFont">
     <w:name w:val="Default Paragraph Font"/>
     <w:uiPriority w:val="1"/>
-    <w:semiHidden/>
     <w:unhideWhenUsed/>
   </w:style>
   <w:style w:type="table" w:default="1" w:styleId="TableNormal">
@@ -4696,6 +5305,36 @@
       <w:rFonts w:ascii="Times New Roman" w:hAnsi="Times New Roman" w:cs="Times New Roman"/>
     </w:rPr>
   </w:style>
+  <w:style w:type="paragraph" w:styleId="HTMLPreformatted">
+    <w:name w:val="HTML Preformatted"/>
+    <w:basedOn w:val="Normal"/>
+    <w:link w:val="HTMLPreformattedChar"/>
+    <w:uiPriority w:val="99"/>
+    <w:semiHidden/>
+    <w:unhideWhenUsed/>
+    <w:rsid w:val="003845F0"/>
+    <w:pPr>
+      <w:spacing w:after="0" w:line="240" w:lineRule="auto"/>
+    </w:pPr>
+    <w:rPr>
+      <w:rFonts w:ascii="Consolas" w:hAnsi="Consolas"/>
+      <w:sz w:val="20"/>
+      <w:szCs w:val="20"/>
+    </w:rPr>
+  </w:style>
+  <w:style w:type="character" w:customStyle="1" w:styleId="HTMLPreformattedChar">
+    <w:name w:val="HTML Preformatted Char"/>
+    <w:basedOn w:val="DefaultParagraphFont"/>
+    <w:link w:val="HTMLPreformatted"/>
+    <w:uiPriority w:val="99"/>
+    <w:semiHidden/>
+    <w:rsid w:val="003845F0"/>
+    <w:rPr>
+      <w:rFonts w:ascii="Consolas" w:hAnsi="Consolas"/>
+      <w:sz w:val="20"/>
+      <w:szCs w:val="20"/>
+    </w:rPr>
+  </w:style>
 </w:styles>
 </file>
 

--- a/SystemVerilog_32-bit_CPU_RISC-V_Modernization.docx
+++ b/SystemVerilog_32-bit_CPU_RISC-V_Modernization.docx
@@ -2066,13 +2066,17 @@
     <w:p>
       <w:pPr>
         <w:rPr>
-          <w:sz w:val="28"/>
-          <w:szCs w:val="28"/>
-          <w:lang w:val="en-US"/>
-        </w:rPr>
-      </w:pPr>
-      <w:r>
-        <w:rPr>
+          <w:b/>
+          <w:bCs/>
+          <w:sz w:val="28"/>
+          <w:szCs w:val="28"/>
+          <w:lang w:val="en-US"/>
+        </w:rPr>
+      </w:pPr>
+      <w:r>
+        <w:rPr>
+          <w:b/>
+          <w:bCs/>
           <w:sz w:val="28"/>
           <w:szCs w:val="28"/>
           <w:lang w:val="en-US"/>
@@ -3155,6 +3159,7 @@
         <w:rPr>
           <w:b/>
           <w:bCs/>
+          <w:noProof/>
           <w:sz w:val="28"/>
           <w:szCs w:val="28"/>
           <w:lang w:val="en-US"/>
@@ -3395,6 +3400,343 @@
           <w:lang w:val="en-US"/>
         </w:rPr>
         <w:t>SUCCESS: Expected data (1193071392) is located in the address cell          8</w:t>
+      </w:r>
+    </w:p>
+    <w:p>
+      <w:pPr>
+        <w:rPr>
+          <w:sz w:val="28"/>
+          <w:szCs w:val="28"/>
+          <w:lang w:val="en-US"/>
+        </w:rPr>
+      </w:pPr>
+    </w:p>
+    <w:p>
+      <w:pPr>
+        <w:rPr>
+          <w:sz w:val="28"/>
+          <w:szCs w:val="28"/>
+          <w:lang w:val="en-US"/>
+        </w:rPr>
+      </w:pPr>
+      <w:r>
+        <w:rPr>
+          <w:b/>
+          <w:bCs/>
+          <w:sz w:val="28"/>
+          <w:szCs w:val="28"/>
+          <w:lang w:val="en-US"/>
+        </w:rPr>
+        <w:t>Program Counter:</w:t>
+      </w:r>
+      <w:r>
+        <w:rPr>
+          <w:b/>
+          <w:bCs/>
+          <w:sz w:val="28"/>
+          <w:szCs w:val="28"/>
+          <w:lang w:val="en-US"/>
+        </w:rPr>
+        <w:br/>
+      </w:r>
+      <w:r>
+        <w:rPr>
+          <w:sz w:val="28"/>
+          <w:szCs w:val="28"/>
+          <w:lang w:val="en-US"/>
+        </w:rPr>
+        <w:drawing>
+          <wp:inline distT="0" distB="0" distL="0" distR="0" wp14:anchorId="0ABD45E0" wp14:editId="384DEBE6">
+            <wp:extent cx="5940425" cy="2239010"/>
+            <wp:effectExtent l="0" t="0" r="3175" b="8890"/>
+            <wp:docPr id="3" name="Picture 3"/>
+            <wp:cNvGraphicFramePr>
+              <a:graphicFrameLocks xmlns:a="http://schemas.openxmlformats.org/drawingml/2006/main" noChangeAspect="1"/>
+            </wp:cNvGraphicFramePr>
+            <a:graphic xmlns:a="http://schemas.openxmlformats.org/drawingml/2006/main">
+              <a:graphicData uri="http://schemas.openxmlformats.org/drawingml/2006/picture">
+                <pic:pic xmlns:pic="http://schemas.openxmlformats.org/drawingml/2006/picture">
+                  <pic:nvPicPr>
+                    <pic:cNvPr id="1" name=""/>
+                    <pic:cNvPicPr/>
+                  </pic:nvPicPr>
+                  <pic:blipFill>
+                    <a:blip r:embed="rId10"/>
+                    <a:stretch>
+                      <a:fillRect/>
+                    </a:stretch>
+                  </pic:blipFill>
+                  <pic:spPr>
+                    <a:xfrm>
+                      <a:off x="0" y="0"/>
+                      <a:ext cx="5940425" cy="2239010"/>
+                    </a:xfrm>
+                    <a:prstGeom prst="rect">
+                      <a:avLst/>
+                    </a:prstGeom>
+                  </pic:spPr>
+                </pic:pic>
+              </a:graphicData>
+            </a:graphic>
+          </wp:inline>
+        </w:drawing>
+      </w:r>
+      <w:r>
+        <w:rPr>
+          <w:sz w:val="28"/>
+          <w:szCs w:val="28"/>
+          <w:lang w:val="en-US"/>
+        </w:rPr>
+        <w:br/>
+      </w:r>
+      <w:r>
+        <w:rPr>
+          <w:sz w:val="28"/>
+          <w:szCs w:val="28"/>
+          <w:lang w:val="en-US"/>
+        </w:rPr>
+        <w:t>SUCCESS: Expected instruction address (         4) was received correctly.</w:t>
+      </w:r>
+      <w:r>
+        <w:rPr>
+          <w:sz w:val="28"/>
+          <w:szCs w:val="28"/>
+          <w:lang w:val="en-US"/>
+        </w:rPr>
+        <w:br/>
+      </w:r>
+      <w:r>
+        <w:rPr>
+          <w:sz w:val="28"/>
+          <w:szCs w:val="28"/>
+          <w:lang w:val="en-US"/>
+        </w:rPr>
+        <w:t>SUCCESS: Expected instruction address, latched_return_instruction_address, auipc_offset_address (         8,         12,        408) were received correctly.</w:t>
+      </w:r>
+      <w:r>
+        <w:rPr>
+          <w:sz w:val="28"/>
+          <w:szCs w:val="28"/>
+          <w:lang w:val="en-US"/>
+        </w:rPr>
+        <w:br/>
+      </w:r>
+      <w:r>
+        <w:rPr>
+          <w:sz w:val="28"/>
+          <w:szCs w:val="28"/>
+          <w:lang w:val="en-US"/>
+        </w:rPr>
+        <w:t>SUCCESS: Expected instruction address, latched_return_instruction_address (        52,         12) were received correctly.</w:t>
+      </w:r>
+      <w:r>
+        <w:rPr>
+          <w:sz w:val="28"/>
+          <w:szCs w:val="28"/>
+          <w:lang w:val="en-US"/>
+        </w:rPr>
+        <w:br/>
+      </w:r>
+      <w:r>
+        <w:rPr>
+          <w:sz w:val="28"/>
+          <w:szCs w:val="28"/>
+          <w:lang w:val="en-US"/>
+        </w:rPr>
+        <w:t>SUCCESS: Expected instruction address, latched_return_instruction_address (       244,         56) were received correctly.</w:t>
+      </w:r>
+      <w:r>
+        <w:rPr>
+          <w:sz w:val="28"/>
+          <w:szCs w:val="28"/>
+          <w:lang w:val="en-US"/>
+        </w:rPr>
+        <w:br/>
+      </w:r>
+      <w:r>
+        <w:rPr>
+          <w:sz w:val="28"/>
+          <w:szCs w:val="28"/>
+          <w:lang w:val="en-US"/>
+        </w:rPr>
+        <w:t>SUCCESS: Expected instruction address (        16) were received correctly.</w:t>
+      </w:r>
+      <w:r>
+        <w:rPr>
+          <w:sz w:val="28"/>
+          <w:szCs w:val="28"/>
+          <w:lang w:val="en-US"/>
+        </w:rPr>
+        <w:br/>
+      </w:r>
+      <w:r>
+        <w:rPr>
+          <w:sz w:val="28"/>
+          <w:szCs w:val="28"/>
+          <w:lang w:val="en-US"/>
+        </w:rPr>
+        <w:t>SUCCESS: Expected instruction address (        20) were received correctly.</w:t>
+      </w:r>
+      <w:r>
+        <w:rPr>
+          <w:sz w:val="28"/>
+          <w:szCs w:val="28"/>
+          <w:lang w:val="en-US"/>
+        </w:rPr>
+        <w:br/>
+      </w:r>
+      <w:r>
+        <w:rPr>
+          <w:sz w:val="28"/>
+          <w:szCs w:val="28"/>
+          <w:lang w:val="en-US"/>
+        </w:rPr>
+        <w:t>SUCCESS: Expected instruction address (        28) were received correctly.</w:t>
+      </w:r>
+      <w:r>
+        <w:rPr>
+          <w:sz w:val="28"/>
+          <w:szCs w:val="28"/>
+          <w:lang w:val="en-US"/>
+        </w:rPr>
+        <w:br/>
+      </w:r>
+      <w:r>
+        <w:rPr>
+          <w:sz w:val="28"/>
+          <w:szCs w:val="28"/>
+          <w:lang w:val="en-US"/>
+        </w:rPr>
+        <w:t>SUCCESS: Expected instruction address (        32) were received correctly.</w:t>
+      </w:r>
+      <w:r>
+        <w:rPr>
+          <w:sz w:val="28"/>
+          <w:szCs w:val="28"/>
+          <w:lang w:val="en-US"/>
+        </w:rPr>
+        <w:br/>
+      </w:r>
+      <w:r>
+        <w:rPr>
+          <w:sz w:val="28"/>
+          <w:szCs w:val="28"/>
+          <w:lang w:val="en-US"/>
+        </w:rPr>
+        <w:t>SUCCESS: Expected instruction address (        52) were received correctly.</w:t>
+      </w:r>
+      <w:r>
+        <w:rPr>
+          <w:sz w:val="28"/>
+          <w:szCs w:val="28"/>
+          <w:lang w:val="en-US"/>
+        </w:rPr>
+        <w:br/>
+      </w:r>
+      <w:r>
+        <w:rPr>
+          <w:sz w:val="28"/>
+          <w:szCs w:val="28"/>
+          <w:lang w:val="en-US"/>
+        </w:rPr>
+        <w:t>SUCCESS: Expected instruction address (        56) were received correctly.</w:t>
+      </w:r>
+      <w:r>
+        <w:rPr>
+          <w:sz w:val="28"/>
+          <w:szCs w:val="28"/>
+          <w:lang w:val="en-US"/>
+        </w:rPr>
+        <w:br/>
+      </w:r>
+      <w:r>
+        <w:rPr>
+          <w:sz w:val="28"/>
+          <w:szCs w:val="28"/>
+          <w:lang w:val="en-US"/>
+        </w:rPr>
+        <w:t>SUCCESS: Expected instruction address (        64) were received correctly.</w:t>
+      </w:r>
+      <w:r>
+        <w:rPr>
+          <w:sz w:val="28"/>
+          <w:szCs w:val="28"/>
+          <w:lang w:val="en-US"/>
+        </w:rPr>
+        <w:br/>
+      </w:r>
+      <w:r>
+        <w:rPr>
+          <w:sz w:val="28"/>
+          <w:szCs w:val="28"/>
+          <w:lang w:val="en-US"/>
+        </w:rPr>
+        <w:t>SUCCESS: Expected instruction address (        68) were received correctly.</w:t>
+      </w:r>
+      <w:r>
+        <w:rPr>
+          <w:sz w:val="28"/>
+          <w:szCs w:val="28"/>
+          <w:lang w:val="en-US"/>
+        </w:rPr>
+        <w:br/>
+      </w:r>
+      <w:r>
+        <w:rPr>
+          <w:sz w:val="28"/>
+          <w:szCs w:val="28"/>
+          <w:lang w:val="en-US"/>
+        </w:rPr>
+        <w:lastRenderedPageBreak/>
+        <w:t>SUCCESS: Expected instruction address (        80) were received correctly.</w:t>
+      </w:r>
+      <w:r>
+        <w:rPr>
+          <w:sz w:val="28"/>
+          <w:szCs w:val="28"/>
+          <w:lang w:val="en-US"/>
+        </w:rPr>
+        <w:br/>
+      </w:r>
+      <w:r>
+        <w:rPr>
+          <w:sz w:val="28"/>
+          <w:szCs w:val="28"/>
+          <w:lang w:val="en-US"/>
+        </w:rPr>
+        <w:t>SUCCESS: Expected instruction address (        84) were received correctly.</w:t>
+      </w:r>
+      <w:r>
+        <w:rPr>
+          <w:sz w:val="28"/>
+          <w:szCs w:val="28"/>
+          <w:lang w:val="en-US"/>
+        </w:rPr>
+        <w:br/>
+      </w:r>
+      <w:r>
+        <w:rPr>
+          <w:sz w:val="28"/>
+          <w:szCs w:val="28"/>
+          <w:lang w:val="en-US"/>
+        </w:rPr>
+        <w:t>SUCCESS: Expected instruction address (       100) were received correctly.</w:t>
+      </w:r>
+      <w:r>
+        <w:rPr>
+          <w:sz w:val="28"/>
+          <w:szCs w:val="28"/>
+          <w:lang w:val="en-US"/>
+        </w:rPr>
+        <w:br/>
+      </w:r>
+      <w:r>
+        <w:rPr>
+          <w:sz w:val="28"/>
+          <w:szCs w:val="28"/>
+          <w:lang w:val="en-US"/>
+        </w:rPr>
+        <w:t>SUCCESS: Expected instruction address (       104) were received correctly.</w:t>
       </w:r>
     </w:p>
     <w:sectPr>
@@ -4972,6 +5314,7 @@
   <w:style w:type="character" w:default="1" w:styleId="DefaultParagraphFont">
     <w:name w:val="Default Paragraph Font"/>
     <w:uiPriority w:val="1"/>
+    <w:semiHidden/>
     <w:unhideWhenUsed/>
   </w:style>
   <w:style w:type="table" w:default="1" w:styleId="TableNormal">
